--- a/DAY-6/Lab Exercise - Create an Ubuntu Virtual Machine in Microsoft Azure Using Cloud Shell and Access It Using SSH.docx
+++ b/DAY-6/Lab Exercise - Create an Ubuntu Virtual Machine in Microsoft Azure Using Cloud Shell and Access It Using SSH.docx
@@ -747,12 +747,21 @@
           <w:color w:val="000000" w:themeColor="text1"/>
         </w:rPr>
       </w:pPr>
-      <w:r>
-        <w:rPr>
-          <w:rFonts w:ascii="Georgia Pro" w:eastAsia="Georgia Pro" w:hAnsi="Georgia Pro" w:cs="Georgia Pro"/>
-          <w:color w:val="000000" w:themeColor="text1"/>
-        </w:rPr>
-        <w:t>az group create \</w:t>
+      <w:proofErr w:type="spellStart"/>
+      <w:r>
+        <w:rPr>
+          <w:rFonts w:ascii="Georgia Pro" w:eastAsia="Georgia Pro" w:hAnsi="Georgia Pro" w:cs="Georgia Pro"/>
+          <w:color w:val="000000" w:themeColor="text1"/>
+        </w:rPr>
+        <w:t>az</w:t>
+      </w:r>
+      <w:proofErr w:type="spellEnd"/>
+      <w:r>
+        <w:rPr>
+          <w:rFonts w:ascii="Georgia Pro" w:eastAsia="Georgia Pro" w:hAnsi="Georgia Pro" w:cs="Georgia Pro"/>
+          <w:color w:val="000000" w:themeColor="text1"/>
+        </w:rPr>
+        <w:t xml:space="preserve"> group create \</w:t>
       </w:r>
     </w:p>
     <w:p>
@@ -776,7 +785,23 @@
           <w:rFonts w:ascii="Georgia Pro" w:eastAsia="Georgia Pro" w:hAnsi="Georgia Pro" w:cs="Georgia Pro"/>
           <w:color w:val="000000" w:themeColor="text1"/>
         </w:rPr>
-        <w:t xml:space="preserve">  --name UbuntuVM-RG \</w:t>
+        <w:t xml:space="preserve">  --name </w:t>
+      </w:r>
+      <w:proofErr w:type="spellStart"/>
+      <w:r>
+        <w:rPr>
+          <w:rFonts w:ascii="Georgia Pro" w:eastAsia="Georgia Pro" w:hAnsi="Georgia Pro" w:cs="Georgia Pro"/>
+          <w:color w:val="000000" w:themeColor="text1"/>
+        </w:rPr>
+        <w:t>UbuntuVM</w:t>
+      </w:r>
+      <w:proofErr w:type="spellEnd"/>
+      <w:r>
+        <w:rPr>
+          <w:rFonts w:ascii="Georgia Pro" w:eastAsia="Georgia Pro" w:hAnsi="Georgia Pro" w:cs="Georgia Pro"/>
+          <w:color w:val="000000" w:themeColor="text1"/>
+        </w:rPr>
+        <w:t>-RG \</w:t>
       </w:r>
     </w:p>
     <w:p>
@@ -800,7 +825,43 @@
           <w:rFonts w:ascii="Georgia Pro" w:eastAsia="Georgia Pro" w:hAnsi="Georgia Pro" w:cs="Georgia Pro"/>
           <w:color w:val="000000" w:themeColor="text1"/>
         </w:rPr>
-        <w:t xml:space="preserve">  --location eastus</w:t>
+        <w:t xml:space="preserve">  --location </w:t>
+      </w:r>
+      <w:proofErr w:type="spellStart"/>
+      <w:r>
+        <w:rPr>
+          <w:rFonts w:ascii="Georgia Pro" w:eastAsia="Georgia Pro" w:hAnsi="Georgia Pro" w:cs="Georgia Pro"/>
+          <w:color w:val="000000" w:themeColor="text1"/>
+        </w:rPr>
+        <w:t>eastus</w:t>
+      </w:r>
+      <w:proofErr w:type="spellEnd"/>
+    </w:p>
+    <w:p>
+      <w:pPr>
+        <w:spacing w:after="0" w:line="480" w:lineRule="auto"/>
+        <w:jc w:val="both"/>
+        <w:rPr>
+          <w:rFonts w:ascii="Georgia Pro" w:eastAsia="Georgia Pro" w:hAnsi="Georgia Pro" w:cs="Georgia Pro"/>
+          <w:color w:val="000000" w:themeColor="text1"/>
+        </w:rPr>
+      </w:pPr>
+    </w:p>
+    <w:p>
+      <w:pPr>
+        <w:spacing w:after="0" w:line="480" w:lineRule="auto"/>
+        <w:jc w:val="both"/>
+        <w:rPr>
+          <w:rFonts w:ascii="Georgia Pro" w:eastAsia="Georgia Pro" w:hAnsi="Georgia Pro" w:cs="Georgia Pro"/>
+          <w:color w:val="000000" w:themeColor="text1"/>
+        </w:rPr>
+      </w:pPr>
+      <w:r>
+        <w:rPr>
+          <w:rFonts w:ascii="Georgia Pro" w:eastAsia="Georgia Pro" w:hAnsi="Georgia Pro" w:cs="Georgia Pro"/>
+          <w:color w:val="000000" w:themeColor="text1"/>
+        </w:rPr>
+        <w:t>Verify:</w:t>
       </w:r>
     </w:p>
     <w:p>
@@ -819,12 +880,88 @@
           <w:color w:val="000000" w:themeColor="text1"/>
         </w:rPr>
       </w:pPr>
-      <w:r>
-        <w:rPr>
-          <w:rFonts w:ascii="Georgia Pro" w:eastAsia="Georgia Pro" w:hAnsi="Georgia Pro" w:cs="Georgia Pro"/>
-          <w:color w:val="000000" w:themeColor="text1"/>
-        </w:rPr>
-        <w:t>Verify:</w:t>
+      <w:proofErr w:type="spellStart"/>
+      <w:r>
+        <w:rPr>
+          <w:rFonts w:ascii="Georgia Pro" w:eastAsia="Georgia Pro" w:hAnsi="Georgia Pro" w:cs="Georgia Pro"/>
+          <w:color w:val="000000" w:themeColor="text1"/>
+        </w:rPr>
+        <w:t>az</w:t>
+      </w:r>
+      <w:proofErr w:type="spellEnd"/>
+      <w:r>
+        <w:rPr>
+          <w:rFonts w:ascii="Georgia Pro" w:eastAsia="Georgia Pro" w:hAnsi="Georgia Pro" w:cs="Georgia Pro"/>
+          <w:color w:val="000000" w:themeColor="text1"/>
+        </w:rPr>
+        <w:t xml:space="preserve"> group list --output table</w:t>
+      </w:r>
+    </w:p>
+    <w:p>
+      <w:pPr>
+        <w:spacing w:after="0" w:line="480" w:lineRule="auto"/>
+        <w:jc w:val="both"/>
+        <w:rPr>
+          <w:rFonts w:ascii="Georgia Pro" w:eastAsia="Georgia Pro" w:hAnsi="Georgia Pro" w:cs="Georgia Pro"/>
+          <w:color w:val="000000" w:themeColor="text1"/>
+        </w:rPr>
+      </w:pPr>
+    </w:p>
+    <w:p>
+      <w:pPr>
+        <w:spacing w:after="0" w:line="480" w:lineRule="auto"/>
+        <w:jc w:val="both"/>
+        <w:rPr>
+          <w:rFonts w:ascii="Georgia Pro" w:eastAsia="Georgia Pro" w:hAnsi="Georgia Pro" w:cs="Georgia Pro"/>
+          <w:color w:val="000000" w:themeColor="text1"/>
+        </w:rPr>
+      </w:pPr>
+      <w:r>
+        <w:rPr>
+          <w:rFonts w:ascii="Georgia Pro" w:eastAsia="Georgia Pro" w:hAnsi="Georgia Pro" w:cs="Georgia Pro"/>
+          <w:color w:val="000000" w:themeColor="text1"/>
+        </w:rPr>
+        <w:pict w14:anchorId="0BB7A5BC">
+          <v:rect id="_x0000_i1031" style="width:0;height:1.5pt" o:hralign="center" o:hrstd="t" o:hr="t" fillcolor="#a0a0a0" stroked="f"/>
+        </w:pict>
+      </w:r>
+    </w:p>
+    <w:p>
+      <w:pPr>
+        <w:spacing w:after="0" w:line="480" w:lineRule="auto"/>
+        <w:jc w:val="both"/>
+        <w:rPr>
+          <w:rFonts w:ascii="Georgia Pro" w:eastAsia="Georgia Pro" w:hAnsi="Georgia Pro" w:cs="Georgia Pro"/>
+          <w:b/>
+          <w:bCs/>
+          <w:color w:val="000000" w:themeColor="text1"/>
+        </w:rPr>
+      </w:pPr>
+      <w:r>
+        <w:rPr>
+          <w:rFonts w:ascii="Georgia Pro" w:eastAsia="Georgia Pro" w:hAnsi="Georgia Pro" w:cs="Georgia Pro"/>
+          <w:b/>
+          <w:bCs/>
+          <w:color w:val="000000" w:themeColor="text1"/>
+        </w:rPr>
+        <w:t>Step 4: Create an SSH Key Pair</w:t>
+      </w:r>
+    </w:p>
+    <w:p>
+      <w:pPr>
+        <w:spacing w:after="0" w:line="480" w:lineRule="auto"/>
+        <w:jc w:val="both"/>
+        <w:rPr>
+          <w:rFonts w:ascii="Georgia Pro" w:eastAsia="Georgia Pro" w:hAnsi="Georgia Pro" w:cs="Georgia Pro"/>
+          <w:color w:val="000000" w:themeColor="text1"/>
+        </w:rPr>
+      </w:pPr>
+      <w:r>
+        <w:rPr>
+          <w:rFonts w:ascii="Georgia Pro" w:eastAsia="Georgia Pro" w:hAnsi="Georgia Pro" w:cs="Georgia Pro"/>
+          <w:color w:val="000000" w:themeColor="text1"/>
+        </w:rPr>
+        <w:t>Generate SSH keys for secure VM access.</w:t>
       </w:r>
     </w:p>
     <w:p>
@@ -848,64 +985,83 @@
           <w:rFonts w:ascii="Georgia Pro" w:eastAsia="Georgia Pro" w:hAnsi="Georgia Pro" w:cs="Georgia Pro"/>
           <w:color w:val="000000" w:themeColor="text1"/>
         </w:rPr>
-        <w:t>az group list --output table</w:t>
-      </w:r>
-    </w:p>
-    <w:p>
-      <w:pPr>
-        <w:spacing w:after="0" w:line="480" w:lineRule="auto"/>
-        <w:jc w:val="both"/>
-        <w:rPr>
-          <w:rFonts w:ascii="Georgia Pro" w:eastAsia="Georgia Pro" w:hAnsi="Georgia Pro" w:cs="Georgia Pro"/>
-          <w:color w:val="000000" w:themeColor="text1"/>
-        </w:rPr>
-      </w:pPr>
-      <w:r>
-        <w:rPr>
-          <w:rFonts w:ascii="Georgia Pro" w:eastAsia="Georgia Pro" w:hAnsi="Georgia Pro" w:cs="Georgia Pro"/>
-          <w:color w:val="000000" w:themeColor="text1"/>
-        </w:rPr>
-        <w:pict w14:anchorId="0BB7A5BC">
-          <v:rect id="_x0000_i1031" style="width:0;height:1.5pt" o:hralign="center" o:hrstd="t" o:hr="t" fillcolor="#a0a0a0" stroked="f"/>
-        </w:pict>
-      </w:r>
-    </w:p>
-    <w:p>
-      <w:pPr>
-        <w:spacing w:after="0" w:line="480" w:lineRule="auto"/>
-        <w:jc w:val="both"/>
+        <w:t xml:space="preserve">ssh-keygen -t </w:t>
+      </w:r>
+      <w:proofErr w:type="spellStart"/>
+      <w:r>
+        <w:rPr>
+          <w:rFonts w:ascii="Georgia Pro" w:eastAsia="Georgia Pro" w:hAnsi="Georgia Pro" w:cs="Georgia Pro"/>
+          <w:color w:val="000000" w:themeColor="text1"/>
+        </w:rPr>
+        <w:t>rsa</w:t>
+      </w:r>
+      <w:proofErr w:type="spellEnd"/>
+      <w:r>
+        <w:rPr>
+          <w:rFonts w:ascii="Georgia Pro" w:eastAsia="Georgia Pro" w:hAnsi="Georgia Pro" w:cs="Georgia Pro"/>
+          <w:color w:val="000000" w:themeColor="text1"/>
+        </w:rPr>
+        <w:t xml:space="preserve"> -b 4096</w:t>
+      </w:r>
+    </w:p>
+    <w:p>
+      <w:pPr>
+        <w:spacing w:after="0" w:line="480" w:lineRule="auto"/>
+        <w:jc w:val="both"/>
+        <w:rPr>
+          <w:rFonts w:ascii="Georgia Pro" w:eastAsia="Georgia Pro" w:hAnsi="Georgia Pro" w:cs="Georgia Pro"/>
+          <w:color w:val="000000" w:themeColor="text1"/>
+        </w:rPr>
+      </w:pPr>
+    </w:p>
+    <w:p>
+      <w:pPr>
+        <w:spacing w:after="0" w:line="480" w:lineRule="auto"/>
+        <w:jc w:val="both"/>
+        <w:rPr>
+          <w:rFonts w:ascii="Georgia Pro" w:eastAsia="Georgia Pro" w:hAnsi="Georgia Pro" w:cs="Georgia Pro"/>
+          <w:color w:val="000000" w:themeColor="text1"/>
+        </w:rPr>
+      </w:pPr>
+      <w:r>
+        <w:rPr>
+          <w:rFonts w:ascii="Georgia Pro" w:eastAsia="Georgia Pro" w:hAnsi="Georgia Pro" w:cs="Georgia Pro"/>
+          <w:color w:val="000000" w:themeColor="text1"/>
+        </w:rPr>
+        <w:t xml:space="preserve">Press </w:t>
+      </w:r>
+      <w:r>
         <w:rPr>
           <w:rFonts w:ascii="Georgia Pro" w:eastAsia="Georgia Pro" w:hAnsi="Georgia Pro" w:cs="Georgia Pro"/>
           <w:b/>
           <w:bCs/>
           <w:color w:val="000000" w:themeColor="text1"/>
         </w:rPr>
-      </w:pPr>
-      <w:r>
-        <w:rPr>
-          <w:rFonts w:ascii="Georgia Pro" w:eastAsia="Georgia Pro" w:hAnsi="Georgia Pro" w:cs="Georgia Pro"/>
-          <w:b/>
-          <w:bCs/>
-          <w:color w:val="000000" w:themeColor="text1"/>
-        </w:rPr>
-        <w:t>Step 4: Create an SSH Key Pair</w:t>
-      </w:r>
-    </w:p>
-    <w:p>
-      <w:pPr>
-        <w:spacing w:after="0" w:line="480" w:lineRule="auto"/>
-        <w:jc w:val="both"/>
-        <w:rPr>
-          <w:rFonts w:ascii="Georgia Pro" w:eastAsia="Georgia Pro" w:hAnsi="Georgia Pro" w:cs="Georgia Pro"/>
-          <w:color w:val="000000" w:themeColor="text1"/>
-        </w:rPr>
-      </w:pPr>
-      <w:r>
-        <w:rPr>
-          <w:rFonts w:ascii="Georgia Pro" w:eastAsia="Georgia Pro" w:hAnsi="Georgia Pro" w:cs="Georgia Pro"/>
-          <w:color w:val="000000" w:themeColor="text1"/>
-        </w:rPr>
-        <w:t>Generate SSH keys for secure VM access.</w:t>
+        <w:t>Enter</w:t>
+      </w:r>
+      <w:r>
+        <w:rPr>
+          <w:rFonts w:ascii="Georgia Pro" w:eastAsia="Georgia Pro" w:hAnsi="Georgia Pro" w:cs="Georgia Pro"/>
+          <w:color w:val="000000" w:themeColor="text1"/>
+        </w:rPr>
+        <w:t xml:space="preserve"> for default location and no passphrase.</w:t>
+      </w:r>
+    </w:p>
+    <w:p>
+      <w:pPr>
+        <w:spacing w:after="0" w:line="480" w:lineRule="auto"/>
+        <w:jc w:val="both"/>
+        <w:rPr>
+          <w:rFonts w:ascii="Georgia Pro" w:eastAsia="Georgia Pro" w:hAnsi="Georgia Pro" w:cs="Georgia Pro"/>
+          <w:color w:val="000000" w:themeColor="text1"/>
+        </w:rPr>
+      </w:pPr>
+      <w:r>
+        <w:rPr>
+          <w:rFonts w:ascii="Georgia Pro" w:eastAsia="Georgia Pro" w:hAnsi="Georgia Pro" w:cs="Georgia Pro"/>
+          <w:color w:val="000000" w:themeColor="text1"/>
+        </w:rPr>
+        <w:t>Public key will be stored at:</w:t>
       </w:r>
     </w:p>
     <w:p>
@@ -929,67 +1085,88 @@
           <w:rFonts w:ascii="Georgia Pro" w:eastAsia="Georgia Pro" w:hAnsi="Georgia Pro" w:cs="Georgia Pro"/>
           <w:color w:val="000000" w:themeColor="text1"/>
         </w:rPr>
-        <w:t>ssh-keygen -t rsa -b 4096</w:t>
-      </w:r>
-    </w:p>
-    <w:p>
-      <w:pPr>
-        <w:spacing w:after="0" w:line="480" w:lineRule="auto"/>
-        <w:jc w:val="both"/>
-        <w:rPr>
-          <w:rFonts w:ascii="Georgia Pro" w:eastAsia="Georgia Pro" w:hAnsi="Georgia Pro" w:cs="Georgia Pro"/>
-          <w:color w:val="000000" w:themeColor="text1"/>
-        </w:rPr>
-      </w:pPr>
-    </w:p>
-    <w:p>
-      <w:pPr>
-        <w:spacing w:after="0" w:line="480" w:lineRule="auto"/>
-        <w:jc w:val="both"/>
-        <w:rPr>
-          <w:rFonts w:ascii="Georgia Pro" w:eastAsia="Georgia Pro" w:hAnsi="Georgia Pro" w:cs="Georgia Pro"/>
-          <w:color w:val="000000" w:themeColor="text1"/>
-        </w:rPr>
-      </w:pPr>
-      <w:r>
-        <w:rPr>
-          <w:rFonts w:ascii="Georgia Pro" w:eastAsia="Georgia Pro" w:hAnsi="Georgia Pro" w:cs="Georgia Pro"/>
-          <w:color w:val="000000" w:themeColor="text1"/>
-        </w:rPr>
-        <w:t xml:space="preserve">Press </w:t>
-      </w:r>
-      <w:r>
+        <w:t>~/.ssh/id_rsa.pub</w:t>
+      </w:r>
+    </w:p>
+    <w:p>
+      <w:pPr>
+        <w:spacing w:after="0" w:line="480" w:lineRule="auto"/>
+        <w:jc w:val="both"/>
+        <w:rPr>
+          <w:rFonts w:ascii="Georgia Pro" w:eastAsia="Georgia Pro" w:hAnsi="Georgia Pro" w:cs="Georgia Pro"/>
+          <w:color w:val="000000" w:themeColor="text1"/>
+        </w:rPr>
+      </w:pPr>
+      <w:r>
+        <w:rPr>
+          <w:rFonts w:ascii="Georgia Pro" w:eastAsia="Georgia Pro" w:hAnsi="Georgia Pro" w:cs="Georgia Pro"/>
+          <w:color w:val="000000" w:themeColor="text1"/>
+        </w:rPr>
+        <w:pict w14:anchorId="1F5DC35D">
+          <v:rect id="_x0000_i1032" style="width:0;height:1.5pt" o:hralign="center" o:hrstd="t" o:hr="t" fillcolor="#a0a0a0" stroked="f"/>
+        </w:pict>
+      </w:r>
+    </w:p>
+    <w:p>
+      <w:pPr>
+        <w:spacing w:after="0" w:line="480" w:lineRule="auto"/>
+        <w:jc w:val="both"/>
         <w:rPr>
           <w:rFonts w:ascii="Georgia Pro" w:eastAsia="Georgia Pro" w:hAnsi="Georgia Pro" w:cs="Georgia Pro"/>
           <w:b/>
           <w:bCs/>
           <w:color w:val="000000" w:themeColor="text1"/>
         </w:rPr>
-        <w:t>Enter</w:t>
-      </w:r>
-      <w:r>
-        <w:rPr>
-          <w:rFonts w:ascii="Georgia Pro" w:eastAsia="Georgia Pro" w:hAnsi="Georgia Pro" w:cs="Georgia Pro"/>
-          <w:color w:val="000000" w:themeColor="text1"/>
-        </w:rPr>
-        <w:t xml:space="preserve"> for default location and no passphrase.</w:t>
-      </w:r>
-    </w:p>
-    <w:p>
-      <w:pPr>
-        <w:spacing w:after="0" w:line="480" w:lineRule="auto"/>
-        <w:jc w:val="both"/>
-        <w:rPr>
-          <w:rFonts w:ascii="Georgia Pro" w:eastAsia="Georgia Pro" w:hAnsi="Georgia Pro" w:cs="Georgia Pro"/>
-          <w:color w:val="000000" w:themeColor="text1"/>
-        </w:rPr>
-      </w:pPr>
-      <w:r>
-        <w:rPr>
-          <w:rFonts w:ascii="Georgia Pro" w:eastAsia="Georgia Pro" w:hAnsi="Georgia Pro" w:cs="Georgia Pro"/>
-          <w:color w:val="000000" w:themeColor="text1"/>
-        </w:rPr>
-        <w:t>Public key will be stored at:</w:t>
+      </w:pPr>
+    </w:p>
+    <w:p>
+      <w:pPr>
+        <w:spacing w:after="0" w:line="480" w:lineRule="auto"/>
+        <w:jc w:val="both"/>
+        <w:rPr>
+          <w:rFonts w:ascii="Georgia Pro" w:eastAsia="Georgia Pro" w:hAnsi="Georgia Pro" w:cs="Georgia Pro"/>
+          <w:b/>
+          <w:bCs/>
+          <w:color w:val="000000" w:themeColor="text1"/>
+        </w:rPr>
+      </w:pPr>
+    </w:p>
+    <w:p>
+      <w:pPr>
+        <w:spacing w:after="0" w:line="480" w:lineRule="auto"/>
+        <w:jc w:val="both"/>
+        <w:rPr>
+          <w:rFonts w:ascii="Georgia Pro" w:eastAsia="Georgia Pro" w:hAnsi="Georgia Pro" w:cs="Georgia Pro"/>
+          <w:b/>
+          <w:bCs/>
+          <w:color w:val="000000" w:themeColor="text1"/>
+        </w:rPr>
+      </w:pPr>
+      <w:r>
+        <w:rPr>
+          <w:rFonts w:ascii="Georgia Pro" w:eastAsia="Georgia Pro" w:hAnsi="Georgia Pro" w:cs="Georgia Pro"/>
+          <w:b/>
+          <w:bCs/>
+          <w:color w:val="000000" w:themeColor="text1"/>
+        </w:rPr>
+        <w:t>Step 5: Create an Ubuntu Virtual Machine</w:t>
+      </w:r>
+    </w:p>
+    <w:p>
+      <w:pPr>
+        <w:spacing w:after="0" w:line="480" w:lineRule="auto"/>
+        <w:jc w:val="both"/>
+        <w:rPr>
+          <w:rFonts w:ascii="Georgia Pro" w:eastAsia="Georgia Pro" w:hAnsi="Georgia Pro" w:cs="Georgia Pro"/>
+          <w:color w:val="000000" w:themeColor="text1"/>
+        </w:rPr>
+      </w:pPr>
+      <w:r>
+        <w:rPr>
+          <w:rFonts w:ascii="Georgia Pro" w:eastAsia="Georgia Pro" w:hAnsi="Georgia Pro" w:cs="Georgia Pro"/>
+          <w:color w:val="000000" w:themeColor="text1"/>
+        </w:rPr>
+        <w:t>Create an Ubuntu VM using Azure CLI.</w:t>
       </w:r>
     </w:p>
     <w:p>
@@ -1008,94 +1185,37 @@
           <w:color w:val="000000" w:themeColor="text1"/>
         </w:rPr>
       </w:pPr>
-      <w:r>
-        <w:rPr>
-          <w:rFonts w:ascii="Georgia Pro" w:eastAsia="Georgia Pro" w:hAnsi="Georgia Pro" w:cs="Georgia Pro"/>
-          <w:color w:val="000000" w:themeColor="text1"/>
-        </w:rPr>
-        <w:t>~/.ssh/id_rsa.pub</w:t>
-      </w:r>
-    </w:p>
-    <w:p>
-      <w:pPr>
-        <w:spacing w:after="0" w:line="480" w:lineRule="auto"/>
-        <w:jc w:val="both"/>
-        <w:rPr>
-          <w:rFonts w:ascii="Georgia Pro" w:eastAsia="Georgia Pro" w:hAnsi="Georgia Pro" w:cs="Georgia Pro"/>
-          <w:color w:val="000000" w:themeColor="text1"/>
-        </w:rPr>
-      </w:pPr>
-      <w:r>
-        <w:rPr>
-          <w:rFonts w:ascii="Georgia Pro" w:eastAsia="Georgia Pro" w:hAnsi="Georgia Pro" w:cs="Georgia Pro"/>
-          <w:color w:val="000000" w:themeColor="text1"/>
-        </w:rPr>
-        <w:pict w14:anchorId="1F5DC35D">
-          <v:rect id="_x0000_i1032" style="width:0;height:1.5pt" o:hralign="center" o:hrstd="t" o:hr="t" fillcolor="#a0a0a0" stroked="f"/>
-        </w:pict>
-      </w:r>
-    </w:p>
-    <w:p>
-      <w:pPr>
-        <w:spacing w:after="0" w:line="480" w:lineRule="auto"/>
-        <w:jc w:val="both"/>
-        <w:rPr>
-          <w:rFonts w:ascii="Georgia Pro" w:eastAsia="Georgia Pro" w:hAnsi="Georgia Pro" w:cs="Georgia Pro"/>
-          <w:b/>
-          <w:bCs/>
-          <w:color w:val="000000" w:themeColor="text1"/>
-        </w:rPr>
-      </w:pPr>
-    </w:p>
-    <w:p>
-      <w:pPr>
-        <w:spacing w:after="0" w:line="480" w:lineRule="auto"/>
-        <w:jc w:val="both"/>
-        <w:rPr>
-          <w:rFonts w:ascii="Georgia Pro" w:eastAsia="Georgia Pro" w:hAnsi="Georgia Pro" w:cs="Georgia Pro"/>
-          <w:b/>
-          <w:bCs/>
-          <w:color w:val="000000" w:themeColor="text1"/>
-        </w:rPr>
-      </w:pPr>
-    </w:p>
-    <w:p>
-      <w:pPr>
-        <w:spacing w:after="0" w:line="480" w:lineRule="auto"/>
-        <w:jc w:val="both"/>
-        <w:rPr>
-          <w:rFonts w:ascii="Georgia Pro" w:eastAsia="Georgia Pro" w:hAnsi="Georgia Pro" w:cs="Georgia Pro"/>
-          <w:b/>
-          <w:bCs/>
-          <w:color w:val="000000" w:themeColor="text1"/>
-        </w:rPr>
-      </w:pPr>
-      <w:r>
-        <w:rPr>
-          <w:rFonts w:ascii="Georgia Pro" w:eastAsia="Georgia Pro" w:hAnsi="Georgia Pro" w:cs="Georgia Pro"/>
-          <w:b/>
-          <w:bCs/>
-          <w:color w:val="000000" w:themeColor="text1"/>
-        </w:rPr>
-        <w:lastRenderedPageBreak/>
-        <w:t>Step 5: Create an Ubuntu Virtual Machine</w:t>
-      </w:r>
-    </w:p>
-    <w:p>
-      <w:pPr>
-        <w:spacing w:after="0" w:line="480" w:lineRule="auto"/>
-        <w:jc w:val="both"/>
-        <w:rPr>
-          <w:rFonts w:ascii="Georgia Pro" w:eastAsia="Georgia Pro" w:hAnsi="Georgia Pro" w:cs="Georgia Pro"/>
-          <w:color w:val="000000" w:themeColor="text1"/>
-        </w:rPr>
-      </w:pPr>
-      <w:r>
-        <w:rPr>
-          <w:rFonts w:ascii="Georgia Pro" w:eastAsia="Georgia Pro" w:hAnsi="Georgia Pro" w:cs="Georgia Pro"/>
-          <w:color w:val="000000" w:themeColor="text1"/>
-        </w:rPr>
-        <w:t>Create an Ubuntu VM using Azure CLI.</w:t>
+      <w:proofErr w:type="spellStart"/>
+      <w:r>
+        <w:rPr>
+          <w:rFonts w:ascii="Georgia Pro" w:eastAsia="Georgia Pro" w:hAnsi="Georgia Pro" w:cs="Georgia Pro"/>
+          <w:color w:val="000000" w:themeColor="text1"/>
+        </w:rPr>
+        <w:t>az</w:t>
+      </w:r>
+      <w:proofErr w:type="spellEnd"/>
+      <w:r>
+        <w:rPr>
+          <w:rFonts w:ascii="Georgia Pro" w:eastAsia="Georgia Pro" w:hAnsi="Georgia Pro" w:cs="Georgia Pro"/>
+          <w:color w:val="000000" w:themeColor="text1"/>
+        </w:rPr>
+        <w:t xml:space="preserve"> </w:t>
+      </w:r>
+      <w:proofErr w:type="spellStart"/>
+      <w:r>
+        <w:rPr>
+          <w:rFonts w:ascii="Georgia Pro" w:eastAsia="Georgia Pro" w:hAnsi="Georgia Pro" w:cs="Georgia Pro"/>
+          <w:color w:val="000000" w:themeColor="text1"/>
+        </w:rPr>
+        <w:t>vm</w:t>
+      </w:r>
+      <w:proofErr w:type="spellEnd"/>
+      <w:r>
+        <w:rPr>
+          <w:rFonts w:ascii="Georgia Pro" w:eastAsia="Georgia Pro" w:hAnsi="Georgia Pro" w:cs="Georgia Pro"/>
+          <w:color w:val="000000" w:themeColor="text1"/>
+        </w:rPr>
+        <w:t xml:space="preserve"> create \</w:t>
       </w:r>
     </w:p>
     <w:p>
@@ -1119,7 +1239,23 @@
           <w:rFonts w:ascii="Georgia Pro" w:eastAsia="Georgia Pro" w:hAnsi="Georgia Pro" w:cs="Georgia Pro"/>
           <w:color w:val="000000" w:themeColor="text1"/>
         </w:rPr>
-        <w:t>az vm create \</w:t>
+        <w:t xml:space="preserve">  --resource-group </w:t>
+      </w:r>
+      <w:proofErr w:type="spellStart"/>
+      <w:r>
+        <w:rPr>
+          <w:rFonts w:ascii="Georgia Pro" w:eastAsia="Georgia Pro" w:hAnsi="Georgia Pro" w:cs="Georgia Pro"/>
+          <w:color w:val="000000" w:themeColor="text1"/>
+        </w:rPr>
+        <w:t>UbuntuVM</w:t>
+      </w:r>
+      <w:proofErr w:type="spellEnd"/>
+      <w:r>
+        <w:rPr>
+          <w:rFonts w:ascii="Georgia Pro" w:eastAsia="Georgia Pro" w:hAnsi="Georgia Pro" w:cs="Georgia Pro"/>
+          <w:color w:val="000000" w:themeColor="text1"/>
+        </w:rPr>
+        <w:t>-RG \</w:t>
       </w:r>
     </w:p>
     <w:p>
@@ -1143,7 +1279,7 @@
           <w:rFonts w:ascii="Georgia Pro" w:eastAsia="Georgia Pro" w:hAnsi="Georgia Pro" w:cs="Georgia Pro"/>
           <w:color w:val="000000" w:themeColor="text1"/>
         </w:rPr>
-        <w:t xml:space="preserve">  --resource-group UbuntuVM-RG \</w:t>
+        <w:t xml:space="preserve">  --name UbuntuVM01 \</w:t>
       </w:r>
     </w:p>
     <w:p>
@@ -1167,7 +1303,7 @@
           <w:rFonts w:ascii="Georgia Pro" w:eastAsia="Georgia Pro" w:hAnsi="Georgia Pro" w:cs="Georgia Pro"/>
           <w:color w:val="000000" w:themeColor="text1"/>
         </w:rPr>
-        <w:t xml:space="preserve">  --name UbuntuVM01 \</w:t>
+        <w:t xml:space="preserve">  --image Ubuntu2204 \</w:t>
       </w:r>
     </w:p>
     <w:p>
@@ -1191,7 +1327,7 @@
           <w:rFonts w:ascii="Georgia Pro" w:eastAsia="Georgia Pro" w:hAnsi="Georgia Pro" w:cs="Georgia Pro"/>
           <w:color w:val="000000" w:themeColor="text1"/>
         </w:rPr>
-        <w:t xml:space="preserve">  --image Ubuntu2204 \</w:t>
+        <w:t xml:space="preserve">  --size Standard_B1s \</w:t>
       </w:r>
     </w:p>
     <w:p>
@@ -1215,7 +1351,23 @@
           <w:rFonts w:ascii="Georgia Pro" w:eastAsia="Georgia Pro" w:hAnsi="Georgia Pro" w:cs="Georgia Pro"/>
           <w:color w:val="000000" w:themeColor="text1"/>
         </w:rPr>
-        <w:t xml:space="preserve">  --size Standard_B1s \</w:t>
+        <w:t xml:space="preserve">  --admin-username </w:t>
+      </w:r>
+      <w:proofErr w:type="spellStart"/>
+      <w:r>
+        <w:rPr>
+          <w:rFonts w:ascii="Georgia Pro" w:eastAsia="Georgia Pro" w:hAnsi="Georgia Pro" w:cs="Georgia Pro"/>
+          <w:color w:val="000000" w:themeColor="text1"/>
+        </w:rPr>
+        <w:t>azureuser</w:t>
+      </w:r>
+      <w:proofErr w:type="spellEnd"/>
+      <w:r>
+        <w:rPr>
+          <w:rFonts w:ascii="Georgia Pro" w:eastAsia="Georgia Pro" w:hAnsi="Georgia Pro" w:cs="Georgia Pro"/>
+          <w:color w:val="000000" w:themeColor="text1"/>
+        </w:rPr>
+        <w:t xml:space="preserve"> \</w:t>
       </w:r>
     </w:p>
     <w:p>
@@ -1239,7 +1391,7 @@
           <w:rFonts w:ascii="Georgia Pro" w:eastAsia="Georgia Pro" w:hAnsi="Georgia Pro" w:cs="Georgia Pro"/>
           <w:color w:val="000000" w:themeColor="text1"/>
         </w:rPr>
-        <w:t xml:space="preserve">  --admin-username azureuser \</w:t>
+        <w:t xml:space="preserve">  --ssh-key-values ~/.ssh/id_rsa.pub \</w:t>
       </w:r>
     </w:p>
     <w:p>
@@ -1263,7 +1415,123 @@
           <w:rFonts w:ascii="Georgia Pro" w:eastAsia="Georgia Pro" w:hAnsi="Georgia Pro" w:cs="Georgia Pro"/>
           <w:color w:val="000000" w:themeColor="text1"/>
         </w:rPr>
-        <w:t xml:space="preserve">  --ssh-key-values ~/.ssh/id_rsa.pub \</w:t>
+        <w:t xml:space="preserve">  --public-</w:t>
+      </w:r>
+      <w:proofErr w:type="spellStart"/>
+      <w:r>
+        <w:rPr>
+          <w:rFonts w:ascii="Georgia Pro" w:eastAsia="Georgia Pro" w:hAnsi="Georgia Pro" w:cs="Georgia Pro"/>
+          <w:color w:val="000000" w:themeColor="text1"/>
+        </w:rPr>
+        <w:t>ip</w:t>
+      </w:r>
+      <w:proofErr w:type="spellEnd"/>
+      <w:r>
+        <w:rPr>
+          <w:rFonts w:ascii="Georgia Pro" w:eastAsia="Georgia Pro" w:hAnsi="Georgia Pro" w:cs="Georgia Pro"/>
+          <w:color w:val="000000" w:themeColor="text1"/>
+        </w:rPr>
+        <w:t>-</w:t>
+      </w:r>
+      <w:proofErr w:type="spellStart"/>
+      <w:r>
+        <w:rPr>
+          <w:rFonts w:ascii="Georgia Pro" w:eastAsia="Georgia Pro" w:hAnsi="Georgia Pro" w:cs="Georgia Pro"/>
+          <w:color w:val="000000" w:themeColor="text1"/>
+        </w:rPr>
+        <w:t>sku</w:t>
+      </w:r>
+      <w:proofErr w:type="spellEnd"/>
+      <w:r>
+        <w:rPr>
+          <w:rFonts w:ascii="Georgia Pro" w:eastAsia="Georgia Pro" w:hAnsi="Georgia Pro" w:cs="Georgia Pro"/>
+          <w:color w:val="000000" w:themeColor="text1"/>
+        </w:rPr>
+        <w:t xml:space="preserve"> Standard</w:t>
+      </w:r>
+    </w:p>
+    <w:p>
+      <w:pPr>
+        <w:spacing w:after="0" w:line="480" w:lineRule="auto"/>
+        <w:jc w:val="both"/>
+        <w:rPr>
+          <w:rFonts w:ascii="Georgia Pro" w:eastAsia="Georgia Pro" w:hAnsi="Georgia Pro" w:cs="Georgia Pro"/>
+          <w:color w:val="000000" w:themeColor="text1"/>
+        </w:rPr>
+      </w:pPr>
+    </w:p>
+    <w:p>
+      <w:pPr>
+        <w:spacing w:after="0" w:line="480" w:lineRule="auto"/>
+        <w:jc w:val="both"/>
+        <w:rPr>
+          <w:rFonts w:ascii="Georgia Pro" w:eastAsia="Georgia Pro" w:hAnsi="Georgia Pro" w:cs="Georgia Pro"/>
+          <w:color w:val="000000" w:themeColor="text1"/>
+        </w:rPr>
+      </w:pPr>
+      <w:r>
+        <w:rPr>
+          <w:rFonts w:ascii="Georgia Pro" w:eastAsia="Georgia Pro" w:hAnsi="Georgia Pro" w:cs="Georgia Pro"/>
+          <w:color w:val="000000" w:themeColor="text1"/>
+        </w:rPr>
+        <w:t>Wait until the deployment completes successfully.</w:t>
+      </w:r>
+    </w:p>
+    <w:p>
+      <w:pPr>
+        <w:spacing w:after="0" w:line="480" w:lineRule="auto"/>
+        <w:jc w:val="both"/>
+        <w:rPr>
+          <w:rFonts w:ascii="Georgia Pro" w:eastAsia="Georgia Pro" w:hAnsi="Georgia Pro" w:cs="Georgia Pro"/>
+          <w:color w:val="000000" w:themeColor="text1"/>
+        </w:rPr>
+      </w:pPr>
+      <w:r>
+        <w:rPr>
+          <w:rFonts w:ascii="Georgia Pro" w:eastAsia="Georgia Pro" w:hAnsi="Georgia Pro" w:cs="Georgia Pro"/>
+          <w:color w:val="000000" w:themeColor="text1"/>
+        </w:rPr>
+        <w:pict w14:anchorId="6B1C84C0">
+          <v:rect id="_x0000_i1033" style="width:0;height:1.5pt" o:hralign="center" o:hrstd="t" o:hr="t" fillcolor="#a0a0a0" stroked="f"/>
+        </w:pict>
+      </w:r>
+    </w:p>
+    <w:p>
+      <w:pPr>
+        <w:spacing w:after="0" w:line="480" w:lineRule="auto"/>
+        <w:jc w:val="both"/>
+        <w:rPr>
+          <w:rFonts w:ascii="Georgia Pro" w:eastAsia="Georgia Pro" w:hAnsi="Georgia Pro" w:cs="Georgia Pro"/>
+          <w:b/>
+          <w:bCs/>
+          <w:color w:val="000000" w:themeColor="text1"/>
+        </w:rPr>
+      </w:pPr>
+      <w:r>
+        <w:rPr>
+          <w:rFonts w:ascii="Georgia Pro" w:eastAsia="Georgia Pro" w:hAnsi="Georgia Pro" w:cs="Georgia Pro"/>
+          <w:b/>
+          <w:bCs/>
+          <w:color w:val="000000" w:themeColor="text1"/>
+        </w:rPr>
+        <w:t>Step 6: Verify VM Creation</w:t>
+      </w:r>
+    </w:p>
+    <w:p>
+      <w:pPr>
+        <w:spacing w:after="0" w:line="480" w:lineRule="auto"/>
+        <w:jc w:val="both"/>
+        <w:rPr>
+          <w:rFonts w:ascii="Georgia Pro" w:eastAsia="Georgia Pro" w:hAnsi="Georgia Pro" w:cs="Georgia Pro"/>
+          <w:color w:val="000000" w:themeColor="text1"/>
+        </w:rPr>
+      </w:pPr>
+      <w:r>
+        <w:rPr>
+          <w:rFonts w:ascii="Georgia Pro" w:eastAsia="Georgia Pro" w:hAnsi="Georgia Pro" w:cs="Georgia Pro"/>
+          <w:color w:val="000000" w:themeColor="text1"/>
+        </w:rPr>
+        <w:t>Check the VM status:</w:t>
       </w:r>
     </w:p>
     <w:p>
@@ -1282,57 +1550,55 @@
           <w:color w:val="000000" w:themeColor="text1"/>
         </w:rPr>
       </w:pPr>
-      <w:r>
-        <w:rPr>
-          <w:rFonts w:ascii="Georgia Pro" w:eastAsia="Georgia Pro" w:hAnsi="Georgia Pro" w:cs="Georgia Pro"/>
-          <w:color w:val="000000" w:themeColor="text1"/>
-        </w:rPr>
-        <w:t xml:space="preserve">  --public-ip-sku Standard</w:t>
-      </w:r>
-    </w:p>
-    <w:p>
-      <w:pPr>
-        <w:spacing w:after="0" w:line="480" w:lineRule="auto"/>
-        <w:jc w:val="both"/>
-        <w:rPr>
-          <w:rFonts w:ascii="Georgia Pro" w:eastAsia="Georgia Pro" w:hAnsi="Georgia Pro" w:cs="Georgia Pro"/>
-          <w:color w:val="000000" w:themeColor="text1"/>
-        </w:rPr>
-      </w:pPr>
-    </w:p>
-    <w:p>
-      <w:pPr>
-        <w:spacing w:after="0" w:line="480" w:lineRule="auto"/>
-        <w:jc w:val="both"/>
-        <w:rPr>
-          <w:rFonts w:ascii="Georgia Pro" w:eastAsia="Georgia Pro" w:hAnsi="Georgia Pro" w:cs="Georgia Pro"/>
-          <w:color w:val="000000" w:themeColor="text1"/>
-        </w:rPr>
-      </w:pPr>
-      <w:r>
-        <w:rPr>
-          <w:rFonts w:ascii="Georgia Pro" w:eastAsia="Georgia Pro" w:hAnsi="Georgia Pro" w:cs="Georgia Pro"/>
-          <w:color w:val="000000" w:themeColor="text1"/>
-        </w:rPr>
-        <w:t>Wait until the deployment completes successfully.</w:t>
-      </w:r>
-    </w:p>
-    <w:p>
-      <w:pPr>
-        <w:spacing w:after="0" w:line="480" w:lineRule="auto"/>
-        <w:jc w:val="both"/>
-        <w:rPr>
-          <w:rFonts w:ascii="Georgia Pro" w:eastAsia="Georgia Pro" w:hAnsi="Georgia Pro" w:cs="Georgia Pro"/>
-          <w:color w:val="000000" w:themeColor="text1"/>
-        </w:rPr>
-      </w:pPr>
-      <w:r>
-        <w:rPr>
-          <w:rFonts w:ascii="Georgia Pro" w:eastAsia="Georgia Pro" w:hAnsi="Georgia Pro" w:cs="Georgia Pro"/>
-          <w:color w:val="000000" w:themeColor="text1"/>
-        </w:rPr>
-        <w:pict w14:anchorId="6B1C84C0">
-          <v:rect id="_x0000_i1033" style="width:0;height:1.5pt" o:hralign="center" o:hrstd="t" o:hr="t" fillcolor="#a0a0a0" stroked="f"/>
+      <w:proofErr w:type="spellStart"/>
+      <w:r>
+        <w:rPr>
+          <w:rFonts w:ascii="Georgia Pro" w:eastAsia="Georgia Pro" w:hAnsi="Georgia Pro" w:cs="Georgia Pro"/>
+          <w:color w:val="000000" w:themeColor="text1"/>
+        </w:rPr>
+        <w:t>az</w:t>
+      </w:r>
+      <w:proofErr w:type="spellEnd"/>
+      <w:r>
+        <w:rPr>
+          <w:rFonts w:ascii="Georgia Pro" w:eastAsia="Georgia Pro" w:hAnsi="Georgia Pro" w:cs="Georgia Pro"/>
+          <w:color w:val="000000" w:themeColor="text1"/>
+        </w:rPr>
+        <w:t xml:space="preserve"> </w:t>
+      </w:r>
+      <w:proofErr w:type="spellStart"/>
+      <w:r>
+        <w:rPr>
+          <w:rFonts w:ascii="Georgia Pro" w:eastAsia="Georgia Pro" w:hAnsi="Georgia Pro" w:cs="Georgia Pro"/>
+          <w:color w:val="000000" w:themeColor="text1"/>
+        </w:rPr>
+        <w:t>vm</w:t>
+      </w:r>
+      <w:proofErr w:type="spellEnd"/>
+      <w:r>
+        <w:rPr>
+          <w:rFonts w:ascii="Georgia Pro" w:eastAsia="Georgia Pro" w:hAnsi="Georgia Pro" w:cs="Georgia Pro"/>
+          <w:color w:val="000000" w:themeColor="text1"/>
+        </w:rPr>
+        <w:t xml:space="preserve"> list --output table</w:t>
+      </w:r>
+    </w:p>
+    <w:p>
+      <w:pPr>
+        <w:spacing w:after="0" w:line="480" w:lineRule="auto"/>
+        <w:jc w:val="both"/>
+        <w:rPr>
+          <w:rFonts w:ascii="Georgia Pro" w:eastAsia="Georgia Pro" w:hAnsi="Georgia Pro" w:cs="Georgia Pro"/>
+          <w:color w:val="000000" w:themeColor="text1"/>
+        </w:rPr>
+      </w:pPr>
+      <w:r>
+        <w:rPr>
+          <w:rFonts w:ascii="Georgia Pro" w:eastAsia="Georgia Pro" w:hAnsi="Georgia Pro" w:cs="Georgia Pro"/>
+          <w:color w:val="000000" w:themeColor="text1"/>
+        </w:rPr>
+        <w:pict w14:anchorId="401D9BE8">
+          <v:rect id="_x0000_i1034" style="width:0;height:1.5pt" o:hralign="center" o:hrstd="t" o:hr="t" fillcolor="#a0a0a0" stroked="f"/>
         </w:pict>
       </w:r>
     </w:p>
@@ -1354,24 +1620,7 @@
           <w:bCs/>
           <w:color w:val="000000" w:themeColor="text1"/>
         </w:rPr>
-        <w:t>Step 6: Verify VM Creation</w:t>
-      </w:r>
-    </w:p>
-    <w:p>
-      <w:pPr>
-        <w:spacing w:after="0" w:line="480" w:lineRule="auto"/>
-        <w:jc w:val="both"/>
-        <w:rPr>
-          <w:rFonts w:ascii="Georgia Pro" w:eastAsia="Georgia Pro" w:hAnsi="Georgia Pro" w:cs="Georgia Pro"/>
-          <w:color w:val="000000" w:themeColor="text1"/>
-        </w:rPr>
-      </w:pPr>
-      <w:r>
-        <w:rPr>
-          <w:rFonts w:ascii="Georgia Pro" w:eastAsia="Georgia Pro" w:hAnsi="Georgia Pro" w:cs="Georgia Pro"/>
-          <w:color w:val="000000" w:themeColor="text1"/>
-        </w:rPr>
-        <w:t>Check the VM status:</w:t>
+        <w:t>Step 7: Get the Public IP Address of the VM</w:t>
       </w:r>
     </w:p>
     <w:p>
@@ -1390,52 +1639,53 @@
           <w:color w:val="000000" w:themeColor="text1"/>
         </w:rPr>
       </w:pPr>
-      <w:r>
-        <w:rPr>
-          <w:rFonts w:ascii="Georgia Pro" w:eastAsia="Georgia Pro" w:hAnsi="Georgia Pro" w:cs="Georgia Pro"/>
-          <w:color w:val="000000" w:themeColor="text1"/>
-        </w:rPr>
-        <w:t>az vm list --output table</w:t>
-      </w:r>
-    </w:p>
-    <w:p>
-      <w:pPr>
-        <w:spacing w:after="0" w:line="480" w:lineRule="auto"/>
-        <w:jc w:val="both"/>
-        <w:rPr>
-          <w:rFonts w:ascii="Georgia Pro" w:eastAsia="Georgia Pro" w:hAnsi="Georgia Pro" w:cs="Georgia Pro"/>
-          <w:color w:val="000000" w:themeColor="text1"/>
-        </w:rPr>
-      </w:pPr>
-      <w:r>
-        <w:rPr>
-          <w:rFonts w:ascii="Georgia Pro" w:eastAsia="Georgia Pro" w:hAnsi="Georgia Pro" w:cs="Georgia Pro"/>
-          <w:color w:val="000000" w:themeColor="text1"/>
-        </w:rPr>
-        <w:pict w14:anchorId="401D9BE8">
-          <v:rect id="_x0000_i1034" style="width:0;height:1.5pt" o:hralign="center" o:hrstd="t" o:hr="t" fillcolor="#a0a0a0" stroked="f"/>
-        </w:pict>
-      </w:r>
-    </w:p>
-    <w:p>
-      <w:pPr>
-        <w:spacing w:after="0" w:line="480" w:lineRule="auto"/>
-        <w:jc w:val="both"/>
-        <w:rPr>
-          <w:rFonts w:ascii="Georgia Pro" w:eastAsia="Georgia Pro" w:hAnsi="Georgia Pro" w:cs="Georgia Pro"/>
-          <w:b/>
-          <w:bCs/>
-          <w:color w:val="000000" w:themeColor="text1"/>
-        </w:rPr>
-      </w:pPr>
-      <w:r>
-        <w:rPr>
-          <w:rFonts w:ascii="Georgia Pro" w:eastAsia="Georgia Pro" w:hAnsi="Georgia Pro" w:cs="Georgia Pro"/>
-          <w:b/>
-          <w:bCs/>
-          <w:color w:val="000000" w:themeColor="text1"/>
-        </w:rPr>
-        <w:t>Step 7: Get the Public IP Address of the VM</w:t>
+      <w:proofErr w:type="spellStart"/>
+      <w:r>
+        <w:rPr>
+          <w:rFonts w:ascii="Georgia Pro" w:eastAsia="Georgia Pro" w:hAnsi="Georgia Pro" w:cs="Georgia Pro"/>
+          <w:color w:val="000000" w:themeColor="text1"/>
+        </w:rPr>
+        <w:t>az</w:t>
+      </w:r>
+      <w:proofErr w:type="spellEnd"/>
+      <w:r>
+        <w:rPr>
+          <w:rFonts w:ascii="Georgia Pro" w:eastAsia="Georgia Pro" w:hAnsi="Georgia Pro" w:cs="Georgia Pro"/>
+          <w:color w:val="000000" w:themeColor="text1"/>
+        </w:rPr>
+        <w:t xml:space="preserve"> </w:t>
+      </w:r>
+      <w:proofErr w:type="spellStart"/>
+      <w:r>
+        <w:rPr>
+          <w:rFonts w:ascii="Georgia Pro" w:eastAsia="Georgia Pro" w:hAnsi="Georgia Pro" w:cs="Georgia Pro"/>
+          <w:color w:val="000000" w:themeColor="text1"/>
+        </w:rPr>
+        <w:t>vm</w:t>
+      </w:r>
+      <w:proofErr w:type="spellEnd"/>
+      <w:r>
+        <w:rPr>
+          <w:rFonts w:ascii="Georgia Pro" w:eastAsia="Georgia Pro" w:hAnsi="Georgia Pro" w:cs="Georgia Pro"/>
+          <w:color w:val="000000" w:themeColor="text1"/>
+        </w:rPr>
+        <w:t xml:space="preserve"> list-</w:t>
+      </w:r>
+      <w:proofErr w:type="spellStart"/>
+      <w:r>
+        <w:rPr>
+          <w:rFonts w:ascii="Georgia Pro" w:eastAsia="Georgia Pro" w:hAnsi="Georgia Pro" w:cs="Georgia Pro"/>
+          <w:color w:val="000000" w:themeColor="text1"/>
+        </w:rPr>
+        <w:t>ip</w:t>
+      </w:r>
+      <w:proofErr w:type="spellEnd"/>
+      <w:r>
+        <w:rPr>
+          <w:rFonts w:ascii="Georgia Pro" w:eastAsia="Georgia Pro" w:hAnsi="Georgia Pro" w:cs="Georgia Pro"/>
+          <w:color w:val="000000" w:themeColor="text1"/>
+        </w:rPr>
+        <w:t>-addresses \</w:t>
       </w:r>
     </w:p>
     <w:p>
@@ -1459,7 +1709,23 @@
           <w:rFonts w:ascii="Georgia Pro" w:eastAsia="Georgia Pro" w:hAnsi="Georgia Pro" w:cs="Georgia Pro"/>
           <w:color w:val="000000" w:themeColor="text1"/>
         </w:rPr>
-        <w:t>az vm list-ip-addresses \</w:t>
+        <w:t xml:space="preserve">  --resource-group </w:t>
+      </w:r>
+      <w:proofErr w:type="spellStart"/>
+      <w:r>
+        <w:rPr>
+          <w:rFonts w:ascii="Georgia Pro" w:eastAsia="Georgia Pro" w:hAnsi="Georgia Pro" w:cs="Georgia Pro"/>
+          <w:color w:val="000000" w:themeColor="text1"/>
+        </w:rPr>
+        <w:t>UbuntuVM</w:t>
+      </w:r>
+      <w:proofErr w:type="spellEnd"/>
+      <w:r>
+        <w:rPr>
+          <w:rFonts w:ascii="Georgia Pro" w:eastAsia="Georgia Pro" w:hAnsi="Georgia Pro" w:cs="Georgia Pro"/>
+          <w:color w:val="000000" w:themeColor="text1"/>
+        </w:rPr>
+        <w:t>-RG \</w:t>
       </w:r>
     </w:p>
     <w:p>
@@ -1483,7 +1749,7 @@
           <w:rFonts w:ascii="Georgia Pro" w:eastAsia="Georgia Pro" w:hAnsi="Georgia Pro" w:cs="Georgia Pro"/>
           <w:color w:val="000000" w:themeColor="text1"/>
         </w:rPr>
-        <w:t xml:space="preserve">  --resource-group UbuntuVM-RG \</w:t>
+        <w:t xml:space="preserve">  --name UbuntuVM01 \</w:t>
       </w:r>
     </w:p>
     <w:p>
@@ -1507,7 +1773,128 @@
           <w:rFonts w:ascii="Georgia Pro" w:eastAsia="Georgia Pro" w:hAnsi="Georgia Pro" w:cs="Georgia Pro"/>
           <w:color w:val="000000" w:themeColor="text1"/>
         </w:rPr>
-        <w:t xml:space="preserve">  --name UbuntuVM01 \</w:t>
+        <w:t xml:space="preserve">  --output table</w:t>
+      </w:r>
+    </w:p>
+    <w:p>
+      <w:pPr>
+        <w:spacing w:after="0" w:line="480" w:lineRule="auto"/>
+        <w:jc w:val="both"/>
+        <w:rPr>
+          <w:rFonts w:ascii="Georgia Pro" w:eastAsia="Georgia Pro" w:hAnsi="Georgia Pro" w:cs="Georgia Pro"/>
+          <w:color w:val="000000" w:themeColor="text1"/>
+        </w:rPr>
+      </w:pPr>
+    </w:p>
+    <w:p>
+      <w:pPr>
+        <w:spacing w:after="0" w:line="480" w:lineRule="auto"/>
+        <w:jc w:val="both"/>
+        <w:rPr>
+          <w:rFonts w:ascii="Georgia Pro" w:eastAsia="Georgia Pro" w:hAnsi="Georgia Pro" w:cs="Georgia Pro"/>
+          <w:color w:val="000000" w:themeColor="text1"/>
+        </w:rPr>
+      </w:pPr>
+      <w:r>
+        <w:rPr>
+          <w:rFonts w:ascii="Georgia Pro" w:eastAsia="Georgia Pro" w:hAnsi="Georgia Pro" w:cs="Georgia Pro"/>
+          <w:color w:val="000000" w:themeColor="text1"/>
+        </w:rPr>
+        <w:t xml:space="preserve">Note down the </w:t>
+      </w:r>
+      <w:r>
+        <w:rPr>
+          <w:rFonts w:ascii="Georgia Pro" w:eastAsia="Georgia Pro" w:hAnsi="Georgia Pro" w:cs="Georgia Pro"/>
+          <w:b/>
+          <w:bCs/>
+          <w:color w:val="000000" w:themeColor="text1"/>
+        </w:rPr>
+        <w:t>Public IP Address</w:t>
+      </w:r>
+      <w:r>
+        <w:rPr>
+          <w:rFonts w:ascii="Georgia Pro" w:eastAsia="Georgia Pro" w:hAnsi="Georgia Pro" w:cs="Georgia Pro"/>
+          <w:color w:val="000000" w:themeColor="text1"/>
+        </w:rPr>
+        <w:t>.</w:t>
+      </w:r>
+    </w:p>
+    <w:p>
+      <w:pPr>
+        <w:spacing w:after="0" w:line="480" w:lineRule="auto"/>
+        <w:jc w:val="both"/>
+        <w:rPr>
+          <w:rFonts w:ascii="Georgia Pro" w:eastAsia="Georgia Pro" w:hAnsi="Georgia Pro" w:cs="Georgia Pro"/>
+          <w:color w:val="000000" w:themeColor="text1"/>
+        </w:rPr>
+      </w:pPr>
+      <w:r>
+        <w:rPr>
+          <w:rFonts w:ascii="Georgia Pro" w:eastAsia="Georgia Pro" w:hAnsi="Georgia Pro" w:cs="Georgia Pro"/>
+          <w:color w:val="000000" w:themeColor="text1"/>
+        </w:rPr>
+        <w:pict w14:anchorId="4AF2EB52">
+          <v:rect id="_x0000_i1035" style="width:0;height:1.5pt" o:hralign="center" o:hrstd="t" o:hr="t" fillcolor="#a0a0a0" stroked="f"/>
+        </w:pict>
+      </w:r>
+    </w:p>
+    <w:p>
+      <w:pPr>
+        <w:rPr>
+          <w:rFonts w:ascii="Georgia Pro" w:eastAsia="Georgia Pro" w:hAnsi="Georgia Pro" w:cs="Georgia Pro"/>
+          <w:b/>
+          <w:bCs/>
+          <w:color w:val="000000" w:themeColor="text1"/>
+        </w:rPr>
+      </w:pPr>
+      <w:r>
+        <w:rPr>
+          <w:rFonts w:ascii="Georgia Pro" w:eastAsia="Georgia Pro" w:hAnsi="Georgia Pro" w:cs="Georgia Pro"/>
+          <w:b/>
+          <w:bCs/>
+          <w:color w:val="000000" w:themeColor="text1"/>
+        </w:rPr>
+        <w:lastRenderedPageBreak/>
+        <w:br w:type="page"/>
+      </w:r>
+    </w:p>
+    <w:p>
+      <w:pPr>
+        <w:spacing w:after="0" w:line="480" w:lineRule="auto"/>
+        <w:jc w:val="both"/>
+        <w:rPr>
+          <w:rFonts w:ascii="Georgia Pro" w:eastAsia="Georgia Pro" w:hAnsi="Georgia Pro" w:cs="Georgia Pro"/>
+          <w:b/>
+          <w:bCs/>
+          <w:color w:val="000000" w:themeColor="text1"/>
+        </w:rPr>
+      </w:pPr>
+      <w:r>
+        <w:rPr>
+          <w:rFonts w:ascii="Georgia Pro" w:eastAsia="Georgia Pro" w:hAnsi="Georgia Pro" w:cs="Georgia Pro"/>
+          <w:b/>
+          <w:bCs/>
+          <w:color w:val="000000" w:themeColor="text1"/>
+        </w:rPr>
+        <w:lastRenderedPageBreak/>
+        <w:t>Step 8: Connect to Ubuntu VM Using SSH</w:t>
+      </w:r>
+    </w:p>
+    <w:p>
+      <w:pPr>
+        <w:spacing w:after="0" w:line="480" w:lineRule="auto"/>
+        <w:jc w:val="both"/>
+        <w:rPr>
+          <w:rFonts w:ascii="Georgia Pro" w:eastAsia="Georgia Pro" w:hAnsi="Georgia Pro" w:cs="Georgia Pro"/>
+          <w:color w:val="000000" w:themeColor="text1"/>
+        </w:rPr>
+      </w:pPr>
+      <w:r>
+        <w:rPr>
+          <w:rFonts w:ascii="Georgia Pro" w:eastAsia="Georgia Pro" w:hAnsi="Georgia Pro" w:cs="Georgia Pro"/>
+          <w:color w:val="000000" w:themeColor="text1"/>
+        </w:rPr>
+        <w:t>Use SSH from Cloud Shell:</w:t>
       </w:r>
     </w:p>
     <w:p>
@@ -1531,127 +1918,50 @@
           <w:rFonts w:ascii="Georgia Pro" w:eastAsia="Georgia Pro" w:hAnsi="Georgia Pro" w:cs="Georgia Pro"/>
           <w:color w:val="000000" w:themeColor="text1"/>
         </w:rPr>
-        <w:t xml:space="preserve">  --output table</w:t>
-      </w:r>
-    </w:p>
-    <w:p>
-      <w:pPr>
-        <w:spacing w:after="0" w:line="480" w:lineRule="auto"/>
-        <w:jc w:val="both"/>
-        <w:rPr>
-          <w:rFonts w:ascii="Georgia Pro" w:eastAsia="Georgia Pro" w:hAnsi="Georgia Pro" w:cs="Georgia Pro"/>
-          <w:color w:val="000000" w:themeColor="text1"/>
-        </w:rPr>
-      </w:pPr>
-    </w:p>
-    <w:p>
-      <w:pPr>
-        <w:spacing w:after="0" w:line="480" w:lineRule="auto"/>
-        <w:jc w:val="both"/>
-        <w:rPr>
-          <w:rFonts w:ascii="Georgia Pro" w:eastAsia="Georgia Pro" w:hAnsi="Georgia Pro" w:cs="Georgia Pro"/>
-          <w:color w:val="000000" w:themeColor="text1"/>
-        </w:rPr>
-      </w:pPr>
-      <w:r>
-        <w:rPr>
-          <w:rFonts w:ascii="Georgia Pro" w:eastAsia="Georgia Pro" w:hAnsi="Georgia Pro" w:cs="Georgia Pro"/>
-          <w:color w:val="000000" w:themeColor="text1"/>
-        </w:rPr>
-        <w:t xml:space="preserve">Note down the </w:t>
-      </w:r>
-      <w:r>
-        <w:rPr>
-          <w:rFonts w:ascii="Georgia Pro" w:eastAsia="Georgia Pro" w:hAnsi="Georgia Pro" w:cs="Georgia Pro"/>
-          <w:b/>
-          <w:bCs/>
-          <w:color w:val="000000" w:themeColor="text1"/>
-        </w:rPr>
-        <w:t>Public IP Address</w:t>
-      </w:r>
-      <w:r>
-        <w:rPr>
-          <w:rFonts w:ascii="Georgia Pro" w:eastAsia="Georgia Pro" w:hAnsi="Georgia Pro" w:cs="Georgia Pro"/>
-          <w:color w:val="000000" w:themeColor="text1"/>
-        </w:rPr>
-        <w:t>.</w:t>
-      </w:r>
-    </w:p>
-    <w:p>
-      <w:pPr>
-        <w:spacing w:after="0" w:line="480" w:lineRule="auto"/>
-        <w:jc w:val="both"/>
-        <w:rPr>
-          <w:rFonts w:ascii="Georgia Pro" w:eastAsia="Georgia Pro" w:hAnsi="Georgia Pro" w:cs="Georgia Pro"/>
-          <w:color w:val="000000" w:themeColor="text1"/>
-        </w:rPr>
-      </w:pPr>
-      <w:r>
-        <w:rPr>
-          <w:rFonts w:ascii="Georgia Pro" w:eastAsia="Georgia Pro" w:hAnsi="Georgia Pro" w:cs="Georgia Pro"/>
-          <w:color w:val="000000" w:themeColor="text1"/>
-        </w:rPr>
-        <w:pict w14:anchorId="4AF2EB52">
-          <v:rect id="_x0000_i1035" style="width:0;height:1.5pt" o:hralign="center" o:hrstd="t" o:hr="t" fillcolor="#a0a0a0" stroked="f"/>
-        </w:pict>
-      </w:r>
-    </w:p>
-    <w:p>
-      <w:pPr>
-        <w:rPr>
-          <w:rFonts w:ascii="Georgia Pro" w:eastAsia="Georgia Pro" w:hAnsi="Georgia Pro" w:cs="Georgia Pro"/>
-          <w:b/>
-          <w:bCs/>
-          <w:color w:val="000000" w:themeColor="text1"/>
-        </w:rPr>
-      </w:pPr>
-      <w:r>
-        <w:rPr>
-          <w:rFonts w:ascii="Georgia Pro" w:eastAsia="Georgia Pro" w:hAnsi="Georgia Pro" w:cs="Georgia Pro"/>
-          <w:b/>
-          <w:bCs/>
-          <w:color w:val="000000" w:themeColor="text1"/>
-        </w:rPr>
-        <w:br w:type="page"/>
-      </w:r>
-    </w:p>
-    <w:p>
-      <w:pPr>
-        <w:spacing w:after="0" w:line="480" w:lineRule="auto"/>
-        <w:jc w:val="both"/>
-        <w:rPr>
-          <w:rFonts w:ascii="Georgia Pro" w:eastAsia="Georgia Pro" w:hAnsi="Georgia Pro" w:cs="Georgia Pro"/>
-          <w:b/>
-          <w:bCs/>
-          <w:color w:val="000000" w:themeColor="text1"/>
-        </w:rPr>
-      </w:pPr>
-      <w:r>
-        <w:rPr>
-          <w:rFonts w:ascii="Georgia Pro" w:eastAsia="Georgia Pro" w:hAnsi="Georgia Pro" w:cs="Georgia Pro"/>
-          <w:b/>
-          <w:bCs/>
-          <w:color w:val="000000" w:themeColor="text1"/>
-        </w:rPr>
-        <w:lastRenderedPageBreak/>
-        <w:t>Step 8: Connect to Ubuntu VM Using SSH</w:t>
-      </w:r>
-    </w:p>
-    <w:p>
-      <w:pPr>
-        <w:spacing w:after="0" w:line="480" w:lineRule="auto"/>
-        <w:jc w:val="both"/>
-        <w:rPr>
-          <w:rFonts w:ascii="Georgia Pro" w:eastAsia="Georgia Pro" w:hAnsi="Georgia Pro" w:cs="Georgia Pro"/>
-          <w:color w:val="000000" w:themeColor="text1"/>
-        </w:rPr>
-      </w:pPr>
-      <w:r>
-        <w:rPr>
-          <w:rFonts w:ascii="Georgia Pro" w:eastAsia="Georgia Pro" w:hAnsi="Georgia Pro" w:cs="Georgia Pro"/>
-          <w:color w:val="000000" w:themeColor="text1"/>
-        </w:rPr>
-        <w:t>Use SSH from Cloud Shell:</w:t>
+        <w:t xml:space="preserve">ssh </w:t>
+      </w:r>
+      <w:proofErr w:type="spellStart"/>
+      <w:r>
+        <w:rPr>
+          <w:rFonts w:ascii="Georgia Pro" w:eastAsia="Georgia Pro" w:hAnsi="Georgia Pro" w:cs="Georgia Pro"/>
+          <w:color w:val="000000" w:themeColor="text1"/>
+        </w:rPr>
+        <w:t>azureuser</w:t>
+      </w:r>
+      <w:proofErr w:type="spellEnd"/>
+      <w:r>
+        <w:rPr>
+          <w:rFonts w:ascii="Georgia Pro" w:eastAsia="Georgia Pro" w:hAnsi="Georgia Pro" w:cs="Georgia Pro"/>
+          <w:color w:val="000000" w:themeColor="text1"/>
+        </w:rPr>
+        <w:t>@&lt;PUBLIC_IP_ADDRESS&gt;</w:t>
+      </w:r>
+    </w:p>
+    <w:p>
+      <w:pPr>
+        <w:spacing w:after="0" w:line="480" w:lineRule="auto"/>
+        <w:jc w:val="both"/>
+        <w:rPr>
+          <w:rFonts w:ascii="Georgia Pro" w:eastAsia="Georgia Pro" w:hAnsi="Georgia Pro" w:cs="Georgia Pro"/>
+          <w:color w:val="000000" w:themeColor="text1"/>
+        </w:rPr>
+      </w:pPr>
+    </w:p>
+    <w:p>
+      <w:pPr>
+        <w:spacing w:after="0" w:line="480" w:lineRule="auto"/>
+        <w:jc w:val="both"/>
+        <w:rPr>
+          <w:rFonts w:ascii="Georgia Pro" w:eastAsia="Georgia Pro" w:hAnsi="Georgia Pro" w:cs="Georgia Pro"/>
+          <w:color w:val="000000" w:themeColor="text1"/>
+        </w:rPr>
+      </w:pPr>
+      <w:r>
+        <w:rPr>
+          <w:rFonts w:ascii="Georgia Pro" w:eastAsia="Georgia Pro" w:hAnsi="Georgia Pro" w:cs="Georgia Pro"/>
+          <w:color w:val="000000" w:themeColor="text1"/>
+        </w:rPr>
+        <w:t>Example:</w:t>
       </w:r>
     </w:p>
     <w:p>
@@ -1675,34 +1985,124 @@
           <w:rFonts w:ascii="Georgia Pro" w:eastAsia="Georgia Pro" w:hAnsi="Georgia Pro" w:cs="Georgia Pro"/>
           <w:color w:val="000000" w:themeColor="text1"/>
         </w:rPr>
-        <w:t>ssh azureuser@&lt;PUBLIC_IP_ADDRESS&gt;</w:t>
-      </w:r>
-    </w:p>
-    <w:p>
-      <w:pPr>
-        <w:spacing w:after="0" w:line="480" w:lineRule="auto"/>
-        <w:jc w:val="both"/>
-        <w:rPr>
-          <w:rFonts w:ascii="Georgia Pro" w:eastAsia="Georgia Pro" w:hAnsi="Georgia Pro" w:cs="Georgia Pro"/>
-          <w:color w:val="000000" w:themeColor="text1"/>
-        </w:rPr>
-      </w:pPr>
-    </w:p>
-    <w:p>
-      <w:pPr>
-        <w:spacing w:after="0" w:line="480" w:lineRule="auto"/>
-        <w:jc w:val="both"/>
-        <w:rPr>
-          <w:rFonts w:ascii="Georgia Pro" w:eastAsia="Georgia Pro" w:hAnsi="Georgia Pro" w:cs="Georgia Pro"/>
-          <w:color w:val="000000" w:themeColor="text1"/>
-        </w:rPr>
-      </w:pPr>
-      <w:r>
-        <w:rPr>
-          <w:rFonts w:ascii="Georgia Pro" w:eastAsia="Georgia Pro" w:hAnsi="Georgia Pro" w:cs="Georgia Pro"/>
-          <w:color w:val="000000" w:themeColor="text1"/>
-        </w:rPr>
-        <w:t>Example:</w:t>
+        <w:t>ssh azureuser@20.121.45.89</w:t>
+      </w:r>
+    </w:p>
+    <w:p>
+      <w:pPr>
+        <w:spacing w:after="0" w:line="480" w:lineRule="auto"/>
+        <w:jc w:val="both"/>
+        <w:rPr>
+          <w:rFonts w:ascii="Georgia Pro" w:eastAsia="Georgia Pro" w:hAnsi="Georgia Pro" w:cs="Georgia Pro"/>
+          <w:color w:val="000000" w:themeColor="text1"/>
+        </w:rPr>
+      </w:pPr>
+    </w:p>
+    <w:p>
+      <w:pPr>
+        <w:spacing w:after="0" w:line="480" w:lineRule="auto"/>
+        <w:jc w:val="both"/>
+        <w:rPr>
+          <w:rFonts w:ascii="Georgia Pro" w:eastAsia="Georgia Pro" w:hAnsi="Georgia Pro" w:cs="Georgia Pro"/>
+          <w:color w:val="000000" w:themeColor="text1"/>
+        </w:rPr>
+      </w:pPr>
+      <w:r>
+        <w:rPr>
+          <w:rFonts w:ascii="Georgia Pro" w:eastAsia="Georgia Pro" w:hAnsi="Georgia Pro" w:cs="Georgia Pro"/>
+          <w:color w:val="000000" w:themeColor="text1"/>
+        </w:rPr>
+        <w:t xml:space="preserve">Type </w:t>
+      </w:r>
+      <w:r>
+        <w:rPr>
+          <w:rFonts w:ascii="Georgia Pro" w:eastAsia="Georgia Pro" w:hAnsi="Georgia Pro" w:cs="Georgia Pro"/>
+          <w:b/>
+          <w:bCs/>
+          <w:color w:val="000000" w:themeColor="text1"/>
+        </w:rPr>
+        <w:t>yes</w:t>
+      </w:r>
+      <w:r>
+        <w:rPr>
+          <w:rFonts w:ascii="Georgia Pro" w:eastAsia="Georgia Pro" w:hAnsi="Georgia Pro" w:cs="Georgia Pro"/>
+          <w:color w:val="000000" w:themeColor="text1"/>
+        </w:rPr>
+        <w:t xml:space="preserve"> when prompted.</w:t>
+      </w:r>
+    </w:p>
+    <w:p>
+      <w:pPr>
+        <w:spacing w:after="0" w:line="480" w:lineRule="auto"/>
+        <w:jc w:val="both"/>
+        <w:rPr>
+          <w:rFonts w:ascii="Georgia Pro" w:eastAsia="Georgia Pro" w:hAnsi="Georgia Pro" w:cs="Georgia Pro"/>
+          <w:color w:val="000000" w:themeColor="text1"/>
+        </w:rPr>
+      </w:pPr>
+      <w:r>
+        <w:rPr>
+          <w:rFonts w:ascii="Georgia Pro" w:eastAsia="Georgia Pro" w:hAnsi="Georgia Pro" w:cs="Georgia Pro"/>
+          <w:color w:val="000000" w:themeColor="text1"/>
+        </w:rPr>
+        <w:t>You are now logged into the Ubuntu VM.</w:t>
+      </w:r>
+    </w:p>
+    <w:p>
+      <w:pPr>
+        <w:spacing w:after="0" w:line="480" w:lineRule="auto"/>
+        <w:jc w:val="both"/>
+        <w:rPr>
+          <w:rFonts w:ascii="Georgia Pro" w:eastAsia="Georgia Pro" w:hAnsi="Georgia Pro" w:cs="Georgia Pro"/>
+          <w:color w:val="000000" w:themeColor="text1"/>
+        </w:rPr>
+      </w:pPr>
+      <w:r>
+        <w:rPr>
+          <w:rFonts w:ascii="Georgia Pro" w:eastAsia="Georgia Pro" w:hAnsi="Georgia Pro" w:cs="Georgia Pro"/>
+          <w:color w:val="000000" w:themeColor="text1"/>
+        </w:rPr>
+        <w:pict w14:anchorId="643A9309">
+          <v:rect id="_x0000_i1036" style="width:0;height:1.5pt" o:hralign="center" o:hrstd="t" o:hr="t" fillcolor="#a0a0a0" stroked="f"/>
+        </w:pict>
+      </w:r>
+    </w:p>
+    <w:p>
+      <w:pPr>
+        <w:spacing w:after="0" w:line="480" w:lineRule="auto"/>
+        <w:jc w:val="both"/>
+        <w:rPr>
+          <w:rFonts w:ascii="Georgia Pro" w:eastAsia="Georgia Pro" w:hAnsi="Georgia Pro" w:cs="Georgia Pro"/>
+          <w:b/>
+          <w:bCs/>
+          <w:color w:val="000000" w:themeColor="text1"/>
+        </w:rPr>
+      </w:pPr>
+      <w:r>
+        <w:rPr>
+          <w:rFonts w:ascii="Georgia Pro" w:eastAsia="Georgia Pro" w:hAnsi="Georgia Pro" w:cs="Georgia Pro"/>
+          <w:b/>
+          <w:bCs/>
+          <w:color w:val="000000" w:themeColor="text1"/>
+        </w:rPr>
+        <w:t>Step 9: Verify Ubuntu VM Access</w:t>
+      </w:r>
+    </w:p>
+    <w:p>
+      <w:pPr>
+        <w:spacing w:after="0" w:line="480" w:lineRule="auto"/>
+        <w:jc w:val="both"/>
+        <w:rPr>
+          <w:rFonts w:ascii="Georgia Pro" w:eastAsia="Georgia Pro" w:hAnsi="Georgia Pro" w:cs="Georgia Pro"/>
+          <w:color w:val="000000" w:themeColor="text1"/>
+        </w:rPr>
+      </w:pPr>
+      <w:r>
+        <w:rPr>
+          <w:rFonts w:ascii="Georgia Pro" w:eastAsia="Georgia Pro" w:hAnsi="Georgia Pro" w:cs="Georgia Pro"/>
+          <w:color w:val="000000" w:themeColor="text1"/>
+        </w:rPr>
+        <w:t>Check OS details:</w:t>
       </w:r>
     </w:p>
     <w:p>
@@ -1721,129 +2121,48 @@
           <w:color w:val="000000" w:themeColor="text1"/>
         </w:rPr>
       </w:pPr>
-      <w:r>
-        <w:rPr>
-          <w:rFonts w:ascii="Georgia Pro" w:eastAsia="Georgia Pro" w:hAnsi="Georgia Pro" w:cs="Georgia Pro"/>
-          <w:color w:val="000000" w:themeColor="text1"/>
-        </w:rPr>
-        <w:t>ssh azureuser@20.121.45.89</w:t>
-      </w:r>
-    </w:p>
-    <w:p>
-      <w:pPr>
-        <w:spacing w:after="0" w:line="480" w:lineRule="auto"/>
-        <w:jc w:val="both"/>
-        <w:rPr>
-          <w:rFonts w:ascii="Georgia Pro" w:eastAsia="Georgia Pro" w:hAnsi="Georgia Pro" w:cs="Georgia Pro"/>
-          <w:color w:val="000000" w:themeColor="text1"/>
-        </w:rPr>
-      </w:pPr>
-    </w:p>
-    <w:p>
-      <w:pPr>
-        <w:spacing w:after="0" w:line="480" w:lineRule="auto"/>
-        <w:jc w:val="both"/>
-        <w:rPr>
-          <w:rFonts w:ascii="Georgia Pro" w:eastAsia="Georgia Pro" w:hAnsi="Georgia Pro" w:cs="Georgia Pro"/>
-          <w:color w:val="000000" w:themeColor="text1"/>
-        </w:rPr>
-      </w:pPr>
-      <w:r>
-        <w:rPr>
-          <w:rFonts w:ascii="Georgia Pro" w:eastAsia="Georgia Pro" w:hAnsi="Georgia Pro" w:cs="Georgia Pro"/>
-          <w:color w:val="000000" w:themeColor="text1"/>
-        </w:rPr>
-        <w:t xml:space="preserve">Type </w:t>
-      </w:r>
-      <w:r>
-        <w:rPr>
-          <w:rFonts w:ascii="Georgia Pro" w:eastAsia="Georgia Pro" w:hAnsi="Georgia Pro" w:cs="Georgia Pro"/>
-          <w:b/>
-          <w:bCs/>
-          <w:color w:val="000000" w:themeColor="text1"/>
-        </w:rPr>
-        <w:t>yes</w:t>
-      </w:r>
-      <w:r>
-        <w:rPr>
-          <w:rFonts w:ascii="Georgia Pro" w:eastAsia="Georgia Pro" w:hAnsi="Georgia Pro" w:cs="Georgia Pro"/>
-          <w:color w:val="000000" w:themeColor="text1"/>
-        </w:rPr>
-        <w:t xml:space="preserve"> when prompted.</w:t>
-      </w:r>
-    </w:p>
-    <w:p>
-      <w:pPr>
-        <w:spacing w:after="0" w:line="480" w:lineRule="auto"/>
-        <w:jc w:val="both"/>
-        <w:rPr>
-          <w:rFonts w:ascii="Georgia Pro" w:eastAsia="Georgia Pro" w:hAnsi="Georgia Pro" w:cs="Georgia Pro"/>
-          <w:color w:val="000000" w:themeColor="text1"/>
-        </w:rPr>
-      </w:pPr>
-      <w:r>
-        <w:rPr>
-          <w:rFonts w:ascii="Georgia Pro" w:eastAsia="Georgia Pro" w:hAnsi="Georgia Pro" w:cs="Georgia Pro"/>
-          <w:color w:val="000000" w:themeColor="text1"/>
-        </w:rPr>
-        <w:t>You are now logged into the Ubuntu VM.</w:t>
-      </w:r>
-    </w:p>
-    <w:p>
-      <w:pPr>
-        <w:spacing w:after="0" w:line="480" w:lineRule="auto"/>
-        <w:jc w:val="both"/>
-        <w:rPr>
-          <w:rFonts w:ascii="Georgia Pro" w:eastAsia="Georgia Pro" w:hAnsi="Georgia Pro" w:cs="Georgia Pro"/>
-          <w:color w:val="000000" w:themeColor="text1"/>
-        </w:rPr>
-      </w:pPr>
-      <w:r>
-        <w:rPr>
-          <w:rFonts w:ascii="Georgia Pro" w:eastAsia="Georgia Pro" w:hAnsi="Georgia Pro" w:cs="Georgia Pro"/>
-          <w:color w:val="000000" w:themeColor="text1"/>
-        </w:rPr>
-        <w:pict w14:anchorId="643A9309">
-          <v:rect id="_x0000_i1036" style="width:0;height:1.5pt" o:hralign="center" o:hrstd="t" o:hr="t" fillcolor="#a0a0a0" stroked="f"/>
-        </w:pict>
-      </w:r>
-    </w:p>
-    <w:p>
-      <w:pPr>
-        <w:spacing w:after="0" w:line="480" w:lineRule="auto"/>
-        <w:jc w:val="both"/>
-        <w:rPr>
-          <w:rFonts w:ascii="Georgia Pro" w:eastAsia="Georgia Pro" w:hAnsi="Georgia Pro" w:cs="Georgia Pro"/>
-          <w:b/>
-          <w:bCs/>
-          <w:color w:val="000000" w:themeColor="text1"/>
-        </w:rPr>
-      </w:pPr>
-      <w:r>
-        <w:rPr>
-          <w:rFonts w:ascii="Georgia Pro" w:eastAsia="Georgia Pro" w:hAnsi="Georgia Pro" w:cs="Georgia Pro"/>
-          <w:b/>
-          <w:bCs/>
-          <w:color w:val="000000" w:themeColor="text1"/>
-        </w:rPr>
-        <w:t>Step 9: Verify Ubuntu VM Access</w:t>
-      </w:r>
-    </w:p>
-    <w:p>
-      <w:pPr>
-        <w:spacing w:after="0" w:line="480" w:lineRule="auto"/>
-        <w:jc w:val="both"/>
-        <w:rPr>
-          <w:rFonts w:ascii="Georgia Pro" w:eastAsia="Georgia Pro" w:hAnsi="Georgia Pro" w:cs="Georgia Pro"/>
-          <w:color w:val="000000" w:themeColor="text1"/>
-        </w:rPr>
-      </w:pPr>
-      <w:r>
-        <w:rPr>
-          <w:rFonts w:ascii="Georgia Pro" w:eastAsia="Georgia Pro" w:hAnsi="Georgia Pro" w:cs="Georgia Pro"/>
-          <w:color w:val="000000" w:themeColor="text1"/>
-        </w:rPr>
-        <w:t>Check OS details:</w:t>
+      <w:proofErr w:type="spellStart"/>
+      <w:r>
+        <w:rPr>
+          <w:rFonts w:ascii="Georgia Pro" w:eastAsia="Georgia Pro" w:hAnsi="Georgia Pro" w:cs="Georgia Pro"/>
+          <w:color w:val="000000" w:themeColor="text1"/>
+        </w:rPr>
+        <w:t>lsb_release</w:t>
+      </w:r>
+      <w:proofErr w:type="spellEnd"/>
+      <w:r>
+        <w:rPr>
+          <w:rFonts w:ascii="Georgia Pro" w:eastAsia="Georgia Pro" w:hAnsi="Georgia Pro" w:cs="Georgia Pro"/>
+          <w:color w:val="000000" w:themeColor="text1"/>
+        </w:rPr>
+        <w:t xml:space="preserve"> -a</w:t>
+      </w:r>
+    </w:p>
+    <w:p>
+      <w:pPr>
+        <w:spacing w:after="0" w:line="480" w:lineRule="auto"/>
+        <w:jc w:val="both"/>
+        <w:rPr>
+          <w:rFonts w:ascii="Georgia Pro" w:eastAsia="Georgia Pro" w:hAnsi="Georgia Pro" w:cs="Georgia Pro"/>
+          <w:color w:val="000000" w:themeColor="text1"/>
+        </w:rPr>
+      </w:pPr>
+    </w:p>
+    <w:p>
+      <w:pPr>
+        <w:spacing w:after="0" w:line="480" w:lineRule="auto"/>
+        <w:jc w:val="both"/>
+        <w:rPr>
+          <w:rFonts w:ascii="Georgia Pro" w:eastAsia="Georgia Pro" w:hAnsi="Georgia Pro" w:cs="Georgia Pro"/>
+          <w:color w:val="000000" w:themeColor="text1"/>
+        </w:rPr>
+      </w:pPr>
+      <w:r>
+        <w:rPr>
+          <w:rFonts w:ascii="Georgia Pro" w:eastAsia="Georgia Pro" w:hAnsi="Georgia Pro" w:cs="Georgia Pro"/>
+          <w:color w:val="000000" w:themeColor="text1"/>
+        </w:rPr>
+        <w:t>Check hostname:</w:t>
       </w:r>
     </w:p>
     <w:p>
@@ -1867,34 +2186,47 @@
           <w:rFonts w:ascii="Georgia Pro" w:eastAsia="Georgia Pro" w:hAnsi="Georgia Pro" w:cs="Georgia Pro"/>
           <w:color w:val="000000" w:themeColor="text1"/>
         </w:rPr>
-        <w:t>lsb_release -a</w:t>
-      </w:r>
-    </w:p>
-    <w:p>
-      <w:pPr>
-        <w:spacing w:after="0" w:line="480" w:lineRule="auto"/>
-        <w:jc w:val="both"/>
-        <w:rPr>
-          <w:rFonts w:ascii="Georgia Pro" w:eastAsia="Georgia Pro" w:hAnsi="Georgia Pro" w:cs="Georgia Pro"/>
-          <w:color w:val="000000" w:themeColor="text1"/>
-        </w:rPr>
-      </w:pPr>
-    </w:p>
-    <w:p>
-      <w:pPr>
-        <w:spacing w:after="0" w:line="480" w:lineRule="auto"/>
-        <w:jc w:val="both"/>
-        <w:rPr>
-          <w:rFonts w:ascii="Georgia Pro" w:eastAsia="Georgia Pro" w:hAnsi="Georgia Pro" w:cs="Georgia Pro"/>
-          <w:color w:val="000000" w:themeColor="text1"/>
-        </w:rPr>
-      </w:pPr>
-      <w:r>
-        <w:rPr>
-          <w:rFonts w:ascii="Georgia Pro" w:eastAsia="Georgia Pro" w:hAnsi="Georgia Pro" w:cs="Georgia Pro"/>
-          <w:color w:val="000000" w:themeColor="text1"/>
-        </w:rPr>
-        <w:t>Check hostname:</w:t>
+        <w:t>hostname</w:t>
+      </w:r>
+    </w:p>
+    <w:p>
+      <w:pPr>
+        <w:spacing w:after="0" w:line="480" w:lineRule="auto"/>
+        <w:jc w:val="both"/>
+        <w:rPr>
+          <w:rFonts w:ascii="Georgia Pro" w:eastAsia="Georgia Pro" w:hAnsi="Georgia Pro" w:cs="Georgia Pro"/>
+          <w:color w:val="000000" w:themeColor="text1"/>
+        </w:rPr>
+      </w:pPr>
+      <w:r>
+        <w:rPr>
+          <w:rFonts w:ascii="Georgia Pro" w:eastAsia="Georgia Pro" w:hAnsi="Georgia Pro" w:cs="Georgia Pro"/>
+          <w:color w:val="000000" w:themeColor="text1"/>
+        </w:rPr>
+        <w:pict w14:anchorId="3627AFD7">
+          <v:rect id="_x0000_i1037" style="width:0;height:1.5pt" o:hralign="center" o:hrstd="t" o:hr="t" fillcolor="#a0a0a0" stroked="f"/>
+        </w:pict>
+      </w:r>
+    </w:p>
+    <w:p>
+      <w:pPr>
+        <w:spacing w:after="0" w:line="480" w:lineRule="auto"/>
+        <w:jc w:val="both"/>
+        <w:rPr>
+          <w:rFonts w:ascii="Georgia Pro" w:eastAsia="Georgia Pro" w:hAnsi="Georgia Pro" w:cs="Georgia Pro"/>
+          <w:b/>
+          <w:bCs/>
+          <w:color w:val="000000" w:themeColor="text1"/>
+        </w:rPr>
+      </w:pPr>
+      <w:r>
+        <w:rPr>
+          <w:rFonts w:ascii="Georgia Pro" w:eastAsia="Georgia Pro" w:hAnsi="Georgia Pro" w:cs="Georgia Pro"/>
+          <w:b/>
+          <w:bCs/>
+          <w:color w:val="000000" w:themeColor="text1"/>
+        </w:rPr>
+        <w:t>Step 10: Exit the VM</w:t>
       </w:r>
     </w:p>
     <w:p>
@@ -1918,25 +2250,25 @@
           <w:rFonts w:ascii="Georgia Pro" w:eastAsia="Georgia Pro" w:hAnsi="Georgia Pro" w:cs="Georgia Pro"/>
           <w:color w:val="000000" w:themeColor="text1"/>
         </w:rPr>
-        <w:t>hostname</w:t>
-      </w:r>
-    </w:p>
-    <w:p>
-      <w:pPr>
-        <w:spacing w:after="0" w:line="480" w:lineRule="auto"/>
-        <w:jc w:val="both"/>
-        <w:rPr>
-          <w:rFonts w:ascii="Georgia Pro" w:eastAsia="Georgia Pro" w:hAnsi="Georgia Pro" w:cs="Georgia Pro"/>
-          <w:color w:val="000000" w:themeColor="text1"/>
-        </w:rPr>
-      </w:pPr>
-      <w:r>
-        <w:rPr>
-          <w:rFonts w:ascii="Georgia Pro" w:eastAsia="Georgia Pro" w:hAnsi="Georgia Pro" w:cs="Georgia Pro"/>
-          <w:color w:val="000000" w:themeColor="text1"/>
-        </w:rPr>
-        <w:pict w14:anchorId="3627AFD7">
-          <v:rect id="_x0000_i1037" style="width:0;height:1.5pt" o:hralign="center" o:hrstd="t" o:hr="t" fillcolor="#a0a0a0" stroked="f"/>
+        <w:t>exit</w:t>
+      </w:r>
+    </w:p>
+    <w:p>
+      <w:pPr>
+        <w:spacing w:after="0" w:line="480" w:lineRule="auto"/>
+        <w:jc w:val="both"/>
+        <w:rPr>
+          <w:rFonts w:ascii="Georgia Pro" w:eastAsia="Georgia Pro" w:hAnsi="Georgia Pro" w:cs="Georgia Pro"/>
+          <w:color w:val="000000" w:themeColor="text1"/>
+        </w:rPr>
+      </w:pPr>
+      <w:r>
+        <w:rPr>
+          <w:rFonts w:ascii="Georgia Pro" w:eastAsia="Georgia Pro" w:hAnsi="Georgia Pro" w:cs="Georgia Pro"/>
+          <w:color w:val="000000" w:themeColor="text1"/>
+        </w:rPr>
+        <w:pict w14:anchorId="2B919057">
+          <v:rect id="_x0000_i1038" style="width:0;height:1.5pt" o:hralign="center" o:hrstd="t" o:hr="t" fillcolor="#a0a0a0" stroked="f"/>
         </w:pict>
       </w:r>
     </w:p>
@@ -1958,7 +2290,152 @@
           <w:bCs/>
           <w:color w:val="000000" w:themeColor="text1"/>
         </w:rPr>
-        <w:t>Step 10: Exit the VM</w:t>
+        <w:t>Result</w:t>
+      </w:r>
+    </w:p>
+    <w:p>
+      <w:pPr>
+        <w:numPr>
+          <w:ilvl w:val="0"/>
+          <w:numId w:val="48"/>
+        </w:numPr>
+        <w:spacing w:after="0" w:line="480" w:lineRule="auto"/>
+        <w:jc w:val="both"/>
+        <w:rPr>
+          <w:rFonts w:ascii="Georgia Pro" w:eastAsia="Georgia Pro" w:hAnsi="Georgia Pro" w:cs="Georgia Pro"/>
+          <w:color w:val="000000" w:themeColor="text1"/>
+        </w:rPr>
+      </w:pPr>
+      <w:r>
+        <w:rPr>
+          <w:rFonts w:ascii="Georgia Pro" w:eastAsia="Georgia Pro" w:hAnsi="Georgia Pro" w:cs="Georgia Pro"/>
+          <w:color w:val="000000" w:themeColor="text1"/>
+        </w:rPr>
+        <w:t>Ubuntu Virtual Machine successfully created using Azure Cloud Shell</w:t>
+      </w:r>
+    </w:p>
+    <w:p>
+      <w:pPr>
+        <w:numPr>
+          <w:ilvl w:val="0"/>
+          <w:numId w:val="48"/>
+        </w:numPr>
+        <w:spacing w:after="0" w:line="480" w:lineRule="auto"/>
+        <w:jc w:val="both"/>
+        <w:rPr>
+          <w:rFonts w:ascii="Georgia Pro" w:eastAsia="Georgia Pro" w:hAnsi="Georgia Pro" w:cs="Georgia Pro"/>
+          <w:color w:val="000000" w:themeColor="text1"/>
+        </w:rPr>
+      </w:pPr>
+      <w:r>
+        <w:rPr>
+          <w:rFonts w:ascii="Georgia Pro" w:eastAsia="Georgia Pro" w:hAnsi="Georgia Pro" w:cs="Georgia Pro"/>
+          <w:color w:val="000000" w:themeColor="text1"/>
+        </w:rPr>
+        <w:t>SSH key-based authentication configured</w:t>
+      </w:r>
+    </w:p>
+    <w:p>
+      <w:pPr>
+        <w:numPr>
+          <w:ilvl w:val="0"/>
+          <w:numId w:val="48"/>
+        </w:numPr>
+        <w:spacing w:after="0" w:line="480" w:lineRule="auto"/>
+        <w:jc w:val="both"/>
+        <w:rPr>
+          <w:rFonts w:ascii="Georgia Pro" w:eastAsia="Georgia Pro" w:hAnsi="Georgia Pro" w:cs="Georgia Pro"/>
+          <w:color w:val="000000" w:themeColor="text1"/>
+        </w:rPr>
+      </w:pPr>
+      <w:r>
+        <w:rPr>
+          <w:rFonts w:ascii="Georgia Pro" w:eastAsia="Georgia Pro" w:hAnsi="Georgia Pro" w:cs="Georgia Pro"/>
+          <w:color w:val="000000" w:themeColor="text1"/>
+        </w:rPr>
+        <w:t>VM accessed securely using SSH</w:t>
+      </w:r>
+    </w:p>
+    <w:p>
+      <w:pPr>
+        <w:spacing w:after="0" w:line="480" w:lineRule="auto"/>
+        <w:jc w:val="both"/>
+        <w:rPr>
+          <w:rFonts w:ascii="Georgia Pro" w:eastAsia="Georgia Pro" w:hAnsi="Georgia Pro" w:cs="Georgia Pro"/>
+          <w:color w:val="000000" w:themeColor="text1"/>
+        </w:rPr>
+      </w:pPr>
+      <w:r>
+        <w:rPr>
+          <w:rFonts w:ascii="Georgia Pro" w:eastAsia="Georgia Pro" w:hAnsi="Georgia Pro" w:cs="Georgia Pro"/>
+          <w:color w:val="000000" w:themeColor="text1"/>
+        </w:rPr>
+        <w:pict w14:anchorId="0A5B2D27">
+          <v:rect id="_x0000_i1039" style="width:0;height:1.5pt" o:hralign="center" o:hrstd="t" o:hr="t" fillcolor="#a0a0a0" stroked="f"/>
+        </w:pict>
+      </w:r>
+    </w:p>
+    <w:p>
+      <w:pPr>
+        <w:spacing w:after="0" w:line="480" w:lineRule="auto"/>
+        <w:jc w:val="both"/>
+        <w:rPr>
+          <w:rFonts w:ascii="Georgia Pro" w:eastAsia="Georgia Pro" w:hAnsi="Georgia Pro" w:cs="Georgia Pro"/>
+          <w:b/>
+          <w:bCs/>
+          <w:color w:val="000000" w:themeColor="text1"/>
+        </w:rPr>
+      </w:pPr>
+    </w:p>
+    <w:p>
+      <w:pPr>
+        <w:spacing w:after="0" w:line="480" w:lineRule="auto"/>
+        <w:jc w:val="both"/>
+        <w:rPr>
+          <w:rFonts w:ascii="Georgia Pro" w:eastAsia="Georgia Pro" w:hAnsi="Georgia Pro" w:cs="Georgia Pro"/>
+          <w:b/>
+          <w:bCs/>
+          <w:color w:val="000000" w:themeColor="text1"/>
+        </w:rPr>
+      </w:pPr>
+    </w:p>
+    <w:p>
+      <w:pPr>
+        <w:spacing w:after="0" w:line="480" w:lineRule="auto"/>
+        <w:jc w:val="both"/>
+        <w:rPr>
+          <w:rFonts w:ascii="Georgia Pro" w:eastAsia="Georgia Pro" w:hAnsi="Georgia Pro" w:cs="Georgia Pro"/>
+          <w:b/>
+          <w:bCs/>
+          <w:color w:val="000000" w:themeColor="text1"/>
+        </w:rPr>
+      </w:pPr>
+      <w:r>
+        <w:rPr>
+          <w:rFonts w:ascii="Georgia Pro" w:eastAsia="Georgia Pro" w:hAnsi="Georgia Pro" w:cs="Georgia Pro"/>
+          <w:b/>
+          <w:bCs/>
+          <w:color w:val="000000" w:themeColor="text1"/>
+        </w:rPr>
+        <w:lastRenderedPageBreak/>
+        <w:t>Cleanup (Optional – Recommended)</w:t>
+      </w:r>
+    </w:p>
+    <w:p>
+      <w:pPr>
+        <w:spacing w:after="0" w:line="480" w:lineRule="auto"/>
+        <w:jc w:val="both"/>
+        <w:rPr>
+          <w:rFonts w:ascii="Georgia Pro" w:eastAsia="Georgia Pro" w:hAnsi="Georgia Pro" w:cs="Georgia Pro"/>
+          <w:color w:val="000000" w:themeColor="text1"/>
+        </w:rPr>
+      </w:pPr>
+      <w:r>
+        <w:rPr>
+          <w:rFonts w:ascii="Georgia Pro" w:eastAsia="Georgia Pro" w:hAnsi="Georgia Pro" w:cs="Georgia Pro"/>
+          <w:color w:val="000000" w:themeColor="text1"/>
+        </w:rPr>
+        <w:t>To avoid unnecessary Azure charges:</w:t>
       </w:r>
     </w:p>
     <w:p>
@@ -1977,197 +2454,21 @@
           <w:color w:val="000000" w:themeColor="text1"/>
         </w:rPr>
       </w:pPr>
-      <w:r>
-        <w:rPr>
-          <w:rFonts w:ascii="Georgia Pro" w:eastAsia="Georgia Pro" w:hAnsi="Georgia Pro" w:cs="Georgia Pro"/>
-          <w:color w:val="000000" w:themeColor="text1"/>
-        </w:rPr>
-        <w:t>exit</w:t>
-      </w:r>
-    </w:p>
-    <w:p>
-      <w:pPr>
-        <w:spacing w:after="0" w:line="480" w:lineRule="auto"/>
-        <w:jc w:val="both"/>
-        <w:rPr>
-          <w:rFonts w:ascii="Georgia Pro" w:eastAsia="Georgia Pro" w:hAnsi="Georgia Pro" w:cs="Georgia Pro"/>
-          <w:color w:val="000000" w:themeColor="text1"/>
-        </w:rPr>
-      </w:pPr>
-      <w:r>
-        <w:rPr>
-          <w:rFonts w:ascii="Georgia Pro" w:eastAsia="Georgia Pro" w:hAnsi="Georgia Pro" w:cs="Georgia Pro"/>
-          <w:color w:val="000000" w:themeColor="text1"/>
-        </w:rPr>
-        <w:pict w14:anchorId="2B919057">
-          <v:rect id="_x0000_i1038" style="width:0;height:1.5pt" o:hralign="center" o:hrstd="t" o:hr="t" fillcolor="#a0a0a0" stroked="f"/>
-        </w:pict>
-      </w:r>
-    </w:p>
-    <w:p>
-      <w:pPr>
-        <w:spacing w:after="0" w:line="480" w:lineRule="auto"/>
-        <w:jc w:val="both"/>
-        <w:rPr>
-          <w:rFonts w:ascii="Georgia Pro" w:eastAsia="Georgia Pro" w:hAnsi="Georgia Pro" w:cs="Georgia Pro"/>
-          <w:b/>
-          <w:bCs/>
-          <w:color w:val="000000" w:themeColor="text1"/>
-        </w:rPr>
-      </w:pPr>
-      <w:r>
-        <w:rPr>
-          <w:rFonts w:ascii="Georgia Pro" w:eastAsia="Georgia Pro" w:hAnsi="Georgia Pro" w:cs="Georgia Pro"/>
-          <w:b/>
-          <w:bCs/>
-          <w:color w:val="000000" w:themeColor="text1"/>
-        </w:rPr>
-        <w:t>Result</w:t>
-      </w:r>
-    </w:p>
-    <w:p>
-      <w:pPr>
-        <w:numPr>
-          <w:ilvl w:val="0"/>
-          <w:numId w:val="48"/>
-        </w:numPr>
-        <w:spacing w:after="0" w:line="480" w:lineRule="auto"/>
-        <w:jc w:val="both"/>
-        <w:rPr>
-          <w:rFonts w:ascii="Georgia Pro" w:eastAsia="Georgia Pro" w:hAnsi="Georgia Pro" w:cs="Georgia Pro"/>
-          <w:color w:val="000000" w:themeColor="text1"/>
-        </w:rPr>
-      </w:pPr>
-      <w:r>
-        <w:rPr>
-          <w:rFonts w:ascii="Georgia Pro" w:eastAsia="Georgia Pro" w:hAnsi="Georgia Pro" w:cs="Georgia Pro"/>
-          <w:color w:val="000000" w:themeColor="text1"/>
-        </w:rPr>
-        <w:t>Ubuntu Virtual Machine successfully created using Azure Cloud Shell</w:t>
-      </w:r>
-    </w:p>
-    <w:p>
-      <w:pPr>
-        <w:numPr>
-          <w:ilvl w:val="0"/>
-          <w:numId w:val="48"/>
-        </w:numPr>
-        <w:spacing w:after="0" w:line="480" w:lineRule="auto"/>
-        <w:jc w:val="both"/>
-        <w:rPr>
-          <w:rFonts w:ascii="Georgia Pro" w:eastAsia="Georgia Pro" w:hAnsi="Georgia Pro" w:cs="Georgia Pro"/>
-          <w:color w:val="000000" w:themeColor="text1"/>
-        </w:rPr>
-      </w:pPr>
-      <w:r>
-        <w:rPr>
-          <w:rFonts w:ascii="Georgia Pro" w:eastAsia="Georgia Pro" w:hAnsi="Georgia Pro" w:cs="Georgia Pro"/>
-          <w:color w:val="000000" w:themeColor="text1"/>
-        </w:rPr>
-        <w:t>SSH key-based authentication configured</w:t>
-      </w:r>
-    </w:p>
-    <w:p>
-      <w:pPr>
-        <w:numPr>
-          <w:ilvl w:val="0"/>
-          <w:numId w:val="48"/>
-        </w:numPr>
-        <w:spacing w:after="0" w:line="480" w:lineRule="auto"/>
-        <w:jc w:val="both"/>
-        <w:rPr>
-          <w:rFonts w:ascii="Georgia Pro" w:eastAsia="Georgia Pro" w:hAnsi="Georgia Pro" w:cs="Georgia Pro"/>
-          <w:color w:val="000000" w:themeColor="text1"/>
-        </w:rPr>
-      </w:pPr>
-      <w:r>
-        <w:rPr>
-          <w:rFonts w:ascii="Georgia Pro" w:eastAsia="Georgia Pro" w:hAnsi="Georgia Pro" w:cs="Georgia Pro"/>
-          <w:color w:val="000000" w:themeColor="text1"/>
-        </w:rPr>
-        <w:t>VM accessed securely using SSH</w:t>
-      </w:r>
-    </w:p>
-    <w:p>
-      <w:pPr>
-        <w:spacing w:after="0" w:line="480" w:lineRule="auto"/>
-        <w:jc w:val="both"/>
-        <w:rPr>
-          <w:rFonts w:ascii="Georgia Pro" w:eastAsia="Georgia Pro" w:hAnsi="Georgia Pro" w:cs="Georgia Pro"/>
-          <w:color w:val="000000" w:themeColor="text1"/>
-        </w:rPr>
-      </w:pPr>
-      <w:r>
-        <w:rPr>
-          <w:rFonts w:ascii="Georgia Pro" w:eastAsia="Georgia Pro" w:hAnsi="Georgia Pro" w:cs="Georgia Pro"/>
-          <w:color w:val="000000" w:themeColor="text1"/>
-        </w:rPr>
-        <w:pict w14:anchorId="0A5B2D27">
-          <v:rect id="_x0000_i1039" style="width:0;height:1.5pt" o:hralign="center" o:hrstd="t" o:hr="t" fillcolor="#a0a0a0" stroked="f"/>
-        </w:pict>
-      </w:r>
-    </w:p>
-    <w:p>
-      <w:pPr>
-        <w:spacing w:after="0" w:line="480" w:lineRule="auto"/>
-        <w:jc w:val="both"/>
-        <w:rPr>
-          <w:rFonts w:ascii="Georgia Pro" w:eastAsia="Georgia Pro" w:hAnsi="Georgia Pro" w:cs="Georgia Pro"/>
-          <w:b/>
-          <w:bCs/>
-          <w:color w:val="000000" w:themeColor="text1"/>
-        </w:rPr>
-      </w:pPr>
-    </w:p>
-    <w:p>
-      <w:pPr>
-        <w:spacing w:after="0" w:line="480" w:lineRule="auto"/>
-        <w:jc w:val="both"/>
-        <w:rPr>
-          <w:rFonts w:ascii="Georgia Pro" w:eastAsia="Georgia Pro" w:hAnsi="Georgia Pro" w:cs="Georgia Pro"/>
-          <w:b/>
-          <w:bCs/>
-          <w:color w:val="000000" w:themeColor="text1"/>
-        </w:rPr>
-      </w:pPr>
-    </w:p>
-    <w:p>
-      <w:pPr>
-        <w:spacing w:after="0" w:line="480" w:lineRule="auto"/>
-        <w:jc w:val="both"/>
-        <w:rPr>
-          <w:rFonts w:ascii="Georgia Pro" w:eastAsia="Georgia Pro" w:hAnsi="Georgia Pro" w:cs="Georgia Pro"/>
-          <w:b/>
-          <w:bCs/>
-          <w:color w:val="000000" w:themeColor="text1"/>
-        </w:rPr>
-      </w:pPr>
-      <w:r>
-        <w:rPr>
-          <w:rFonts w:ascii="Georgia Pro" w:eastAsia="Georgia Pro" w:hAnsi="Georgia Pro" w:cs="Georgia Pro"/>
-          <w:b/>
-          <w:bCs/>
-          <w:color w:val="000000" w:themeColor="text1"/>
-        </w:rPr>
-        <w:lastRenderedPageBreak/>
-        <w:t>Cleanup (Optional – Recommended)</w:t>
-      </w:r>
-    </w:p>
-    <w:p>
-      <w:pPr>
-        <w:spacing w:after="0" w:line="480" w:lineRule="auto"/>
-        <w:jc w:val="both"/>
-        <w:rPr>
-          <w:rFonts w:ascii="Georgia Pro" w:eastAsia="Georgia Pro" w:hAnsi="Georgia Pro" w:cs="Georgia Pro"/>
-          <w:color w:val="000000" w:themeColor="text1"/>
-        </w:rPr>
-      </w:pPr>
-      <w:r>
-        <w:rPr>
-          <w:rFonts w:ascii="Georgia Pro" w:eastAsia="Georgia Pro" w:hAnsi="Georgia Pro" w:cs="Georgia Pro"/>
-          <w:color w:val="000000" w:themeColor="text1"/>
-        </w:rPr>
-        <w:t>To avoid unnecessary Azure charges:</w:t>
+      <w:proofErr w:type="spellStart"/>
+      <w:r>
+        <w:rPr>
+          <w:rFonts w:ascii="Georgia Pro" w:eastAsia="Georgia Pro" w:hAnsi="Georgia Pro" w:cs="Georgia Pro"/>
+          <w:color w:val="000000" w:themeColor="text1"/>
+        </w:rPr>
+        <w:t>az</w:t>
+      </w:r>
+      <w:proofErr w:type="spellEnd"/>
+      <w:r>
+        <w:rPr>
+          <w:rFonts w:ascii="Georgia Pro" w:eastAsia="Georgia Pro" w:hAnsi="Georgia Pro" w:cs="Georgia Pro"/>
+          <w:color w:val="000000" w:themeColor="text1"/>
+        </w:rPr>
+        <w:t xml:space="preserve"> group delete \</w:t>
       </w:r>
     </w:p>
     <w:p>
@@ -2191,31 +2492,23 @@
           <w:rFonts w:ascii="Georgia Pro" w:eastAsia="Georgia Pro" w:hAnsi="Georgia Pro" w:cs="Georgia Pro"/>
           <w:color w:val="000000" w:themeColor="text1"/>
         </w:rPr>
-        <w:t>az group delete \</w:t>
-      </w:r>
-    </w:p>
-    <w:p>
-      <w:pPr>
-        <w:pBdr>
-          <w:top w:val="single" w:sz="4" w:space="1" w:color="auto"/>
-          <w:left w:val="single" w:sz="4" w:space="4" w:color="auto"/>
-          <w:bottom w:val="single" w:sz="4" w:space="1" w:color="auto"/>
-          <w:right w:val="single" w:sz="4" w:space="4" w:color="auto"/>
-        </w:pBdr>
-        <w:shd w:val="clear" w:color="auto" w:fill="F2F2F2" w:themeFill="background1" w:themeFillShade="F2"/>
-        <w:spacing w:after="0" w:line="480" w:lineRule="auto"/>
-        <w:jc w:val="both"/>
-        <w:rPr>
-          <w:rFonts w:ascii="Georgia Pro" w:eastAsia="Georgia Pro" w:hAnsi="Georgia Pro" w:cs="Georgia Pro"/>
-          <w:color w:val="000000" w:themeColor="text1"/>
-        </w:rPr>
-      </w:pPr>
-      <w:r>
-        <w:rPr>
-          <w:rFonts w:ascii="Georgia Pro" w:eastAsia="Georgia Pro" w:hAnsi="Georgia Pro" w:cs="Georgia Pro"/>
-          <w:color w:val="000000" w:themeColor="text1"/>
-        </w:rPr>
-        <w:t xml:space="preserve">  --name UbuntuVM-RG \</w:t>
+        <w:t xml:space="preserve">  --name </w:t>
+      </w:r>
+      <w:proofErr w:type="spellStart"/>
+      <w:r>
+        <w:rPr>
+          <w:rFonts w:ascii="Georgia Pro" w:eastAsia="Georgia Pro" w:hAnsi="Georgia Pro" w:cs="Georgia Pro"/>
+          <w:color w:val="000000" w:themeColor="text1"/>
+        </w:rPr>
+        <w:t>UbuntuVM</w:t>
+      </w:r>
+      <w:proofErr w:type="spellEnd"/>
+      <w:r>
+        <w:rPr>
+          <w:rFonts w:ascii="Georgia Pro" w:eastAsia="Georgia Pro" w:hAnsi="Georgia Pro" w:cs="Georgia Pro"/>
+          <w:color w:val="000000" w:themeColor="text1"/>
+        </w:rPr>
+        <w:t>-RG \</w:t>
       </w:r>
     </w:p>
     <w:p>
